--- a/03_Team_Work/Team1/Milestone_3_Components/1_In_Progress/DC_M3_Team1_EIT_JobPostingService_v1.0.docx
+++ b/03_Team_Work/Team1/Milestone_3_Components/1_In_Progress/DC_M3_Team1_EIT_JobPostingService_v1.0.docx
@@ -1345,9 +1345,38 @@
             <w:pPr>
               <w:rPr>
                 <w:rFonts w:eastAsia="Times New Roman" w:cs="Arial"/>
-                <w:lang w:eastAsia="en-US"/>
-              </w:rPr>
-            </w:pPr>
+                <w:b/>
+                <w:bCs/>
+                <w:lang w:eastAsia="en-US"/>
+              </w:rPr>
+            </w:pPr>
+            <w:r>
+              <w:rPr>
+                <w:rFonts w:eastAsia="Times New Roman" w:cs="Arial"/>
+                <w:b/>
+                <w:bCs/>
+                <w:lang w:eastAsia="en-US"/>
+              </w:rPr>
+              <w:t>Post</w:t>
+            </w:r>
+            <w:r>
+              <w:rPr>
+                <w:rFonts w:eastAsia="Times New Roman" w:cs="Arial"/>
+                <w:b/>
+                <w:bCs/>
+                <w:lang w:eastAsia="en-US"/>
+              </w:rPr>
+              <w:t xml:space="preserve"> </w:t>
+            </w:r>
+            <w:r>
+              <w:rPr>
+                <w:rFonts w:eastAsia="Times New Roman" w:cs="Arial"/>
+                <w:b/>
+                <w:bCs/>
+                <w:lang w:eastAsia="en-US"/>
+              </w:rPr>
+              <w:t>Editor</w:t>
+            </w:r>
           </w:p>
         </w:tc>
         <w:tc>
@@ -1362,6 +1391,13 @@
                 <w:lang w:eastAsia="en-US"/>
               </w:rPr>
             </w:pPr>
+            <w:r>
+              <w:rPr>
+                <w:rFonts w:eastAsia="Times New Roman" w:cs="Arial"/>
+                <w:lang w:eastAsia="en-US"/>
+              </w:rPr>
+              <w:t>JobPosting</w:t>
+            </w:r>
           </w:p>
         </w:tc>
         <w:tc>
@@ -1376,6 +1412,13 @@
                 <w:lang w:eastAsia="en-US"/>
               </w:rPr>
             </w:pPr>
+            <w:r>
+              <w:rPr>
+                <w:rFonts w:eastAsia="Times New Roman" w:cs="Arial"/>
+                <w:lang w:eastAsia="en-US"/>
+              </w:rPr>
+              <w:t>Class</w:t>
+            </w:r>
           </w:p>
         </w:tc>
         <w:tc>
@@ -1390,6 +1433,13 @@
                 <w:lang w:eastAsia="en-US"/>
               </w:rPr>
             </w:pPr>
+            <w:r>
+              <w:rPr>
+                <w:rFonts w:eastAsia="Times New Roman" w:cs="Arial"/>
+                <w:lang w:eastAsia="en-US"/>
+              </w:rPr>
+              <w:t>Job data</w:t>
+            </w:r>
           </w:p>
         </w:tc>
         <w:tc>
@@ -1418,6 +1468,13 @@
                 <w:lang w:eastAsia="en-US"/>
               </w:rPr>
             </w:pPr>
+            <w:r>
+              <w:rPr>
+                <w:rFonts w:eastAsia="Times New Roman" w:cs="Times New Roman"/>
+                <w:lang w:eastAsia="en-US"/>
+              </w:rPr>
+              <w:t>currentPost, JobPostingsTable</w:t>
+            </w:r>
           </w:p>
         </w:tc>
       </w:tr>
@@ -1433,6 +1490,15 @@
                 <w:lang w:eastAsia="en-US"/>
               </w:rPr>
             </w:pPr>
+            <w:r>
+              <w:rPr>
+                <w:rFonts w:eastAsia="Times New Roman" w:cs="Arial"/>
+                <w:b/>
+                <w:bCs/>
+                <w:lang w:eastAsia="en-US"/>
+              </w:rPr>
+              <w:t>Post Editor</w:t>
+            </w:r>
           </w:p>
         </w:tc>
         <w:tc>
@@ -1446,6 +1512,13 @@
                 <w:lang w:eastAsia="en-US"/>
               </w:rPr>
             </w:pPr>
+            <w:r>
+              <w:rPr>
+                <w:rFonts w:eastAsia="Times New Roman" w:cs="Arial"/>
+                <w:lang w:eastAsia="en-US"/>
+              </w:rPr>
+              <w:t>currentPost</w:t>
+            </w:r>
           </w:p>
         </w:tc>
         <w:tc>
@@ -1459,6 +1532,13 @@
                 <w:lang w:eastAsia="en-US"/>
               </w:rPr>
             </w:pPr>
+            <w:r>
+              <w:rPr>
+                <w:rFonts w:eastAsia="Times New Roman" w:cs="Arial"/>
+                <w:lang w:eastAsia="en-US"/>
+              </w:rPr>
+              <w:t>Object</w:t>
+            </w:r>
           </w:p>
         </w:tc>
         <w:tc>
@@ -1472,6 +1552,13 @@
                 <w:lang w:eastAsia="en-US"/>
               </w:rPr>
             </w:pPr>
+            <w:r>
+              <w:rPr>
+                <w:rFonts w:eastAsia="Times New Roman" w:cs="Arial"/>
+                <w:lang w:eastAsia="en-US"/>
+              </w:rPr>
+              <w:t>The active job post is being modified by the recruiter</w:t>
+            </w:r>
           </w:p>
         </w:tc>
         <w:tc>
@@ -1498,6 +1585,13 @@
                 <w:lang w:eastAsia="en-US"/>
               </w:rPr>
             </w:pPr>
+            <w:r>
+              <w:rPr>
+                <w:rFonts w:eastAsia="Times New Roman" w:cs="Times New Roman"/>
+                <w:lang w:eastAsia="en-US"/>
+              </w:rPr>
+              <w:t>JobPosting, updatePostDetails</w:t>
+            </w:r>
           </w:p>
         </w:tc>
       </w:tr>
@@ -1514,6 +1608,15 @@
                 <w:lang w:eastAsia="en-US"/>
               </w:rPr>
             </w:pPr>
+            <w:r>
+              <w:rPr>
+                <w:rFonts w:eastAsia="Times New Roman" w:cs="Arial"/>
+                <w:b/>
+                <w:bCs/>
+                <w:lang w:eastAsia="en-US"/>
+              </w:rPr>
+              <w:t>Post Editor</w:t>
+            </w:r>
           </w:p>
         </w:tc>
         <w:tc>
@@ -1528,6 +1631,13 @@
                 <w:lang w:eastAsia="en-US"/>
               </w:rPr>
             </w:pPr>
+            <w:r>
+              <w:rPr>
+                <w:rFonts w:eastAsia="Times New Roman" w:cs="Arial"/>
+                <w:lang w:eastAsia="en-US"/>
+              </w:rPr>
+              <w:t>createPost</w:t>
+            </w:r>
           </w:p>
         </w:tc>
         <w:tc>
@@ -1542,6 +1652,13 @@
                 <w:lang w:eastAsia="en-US"/>
               </w:rPr>
             </w:pPr>
+            <w:r>
+              <w:rPr>
+                <w:rFonts w:eastAsia="Times New Roman" w:cs="Arial"/>
+                <w:lang w:eastAsia="en-US"/>
+              </w:rPr>
+              <w:t>Method</w:t>
+            </w:r>
           </w:p>
         </w:tc>
         <w:tc>
@@ -1556,6 +1673,13 @@
                 <w:lang w:eastAsia="en-US"/>
               </w:rPr>
             </w:pPr>
+            <w:r>
+              <w:rPr>
+                <w:rFonts w:eastAsia="Times New Roman" w:cs="Arial"/>
+                <w:lang w:eastAsia="en-US"/>
+              </w:rPr>
+              <w:t>Initiate a new JobPosting object</w:t>
+            </w:r>
           </w:p>
         </w:tc>
         <w:tc>
@@ -1584,6 +1708,13 @@
                 <w:lang w:eastAsia="en-US"/>
               </w:rPr>
             </w:pPr>
+            <w:r>
+              <w:rPr>
+                <w:rFonts w:eastAsia="Times New Roman" w:cs="Times New Roman"/>
+                <w:lang w:eastAsia="en-US"/>
+              </w:rPr>
+              <w:t>JobPosting, JobPostingsTable</w:t>
+            </w:r>
           </w:p>
         </w:tc>
       </w:tr>
@@ -1599,6 +1730,15 @@
                 <w:lang w:eastAsia="en-US"/>
               </w:rPr>
             </w:pPr>
+            <w:r>
+              <w:rPr>
+                <w:rFonts w:eastAsia="Times New Roman" w:cs="Arial"/>
+                <w:b/>
+                <w:bCs/>
+                <w:lang w:eastAsia="en-US"/>
+              </w:rPr>
+              <w:t>Post Editor</w:t>
+            </w:r>
           </w:p>
         </w:tc>
         <w:tc>
@@ -1612,6 +1752,13 @@
                 <w:lang w:eastAsia="en-US"/>
               </w:rPr>
             </w:pPr>
+            <w:r>
+              <w:rPr>
+                <w:rFonts w:eastAsia="Times New Roman" w:cs="Arial"/>
+                <w:lang w:eastAsia="en-US"/>
+              </w:rPr>
+              <w:t>updatePostDetails</w:t>
+            </w:r>
           </w:p>
         </w:tc>
         <w:tc>
@@ -1625,6 +1772,13 @@
                 <w:lang w:eastAsia="en-US"/>
               </w:rPr>
             </w:pPr>
+            <w:r>
+              <w:rPr>
+                <w:rFonts w:eastAsia="Times New Roman" w:cs="Arial"/>
+                <w:lang w:eastAsia="en-US"/>
+              </w:rPr>
+              <w:t>Method</w:t>
+            </w:r>
           </w:p>
         </w:tc>
         <w:tc>
@@ -1638,6 +1792,13 @@
                 <w:lang w:eastAsia="en-US"/>
               </w:rPr>
             </w:pPr>
+            <w:r>
+              <w:rPr>
+                <w:rFonts w:eastAsia="Times New Roman" w:cs="Arial"/>
+                <w:lang w:eastAsia="en-US"/>
+              </w:rPr>
+              <w:t>Modifies the job data</w:t>
+            </w:r>
           </w:p>
         </w:tc>
         <w:tc>
@@ -1664,6 +1825,13 @@
                 <w:lang w:eastAsia="en-US"/>
               </w:rPr>
             </w:pPr>
+            <w:r>
+              <w:rPr>
+                <w:rFonts w:eastAsia="Times New Roman" w:cs="Times New Roman"/>
+                <w:lang w:eastAsia="en-US"/>
+              </w:rPr>
+              <w:t>currentPost, JobPostingTable</w:t>
+            </w:r>
           </w:p>
         </w:tc>
       </w:tr>
@@ -1680,6 +1848,15 @@
                 <w:lang w:eastAsia="en-US"/>
               </w:rPr>
             </w:pPr>
+            <w:r>
+              <w:rPr>
+                <w:rFonts w:eastAsia="Times New Roman" w:cs="Arial"/>
+                <w:b/>
+                <w:bCs/>
+                <w:lang w:eastAsia="en-US"/>
+              </w:rPr>
+              <w:t>Post Editor</w:t>
+            </w:r>
           </w:p>
         </w:tc>
         <w:tc>
@@ -1694,6 +1871,13 @@
                 <w:lang w:eastAsia="en-US"/>
               </w:rPr>
             </w:pPr>
+            <w:r>
+              <w:rPr>
+                <w:rFonts w:eastAsia="Times New Roman" w:cs="Arial"/>
+                <w:lang w:eastAsia="en-US"/>
+              </w:rPr>
+              <w:t>archivePost</w:t>
+            </w:r>
           </w:p>
         </w:tc>
         <w:tc>
@@ -1708,6 +1892,13 @@
                 <w:lang w:eastAsia="en-US"/>
               </w:rPr>
             </w:pPr>
+            <w:r>
+              <w:rPr>
+                <w:rFonts w:eastAsia="Times New Roman" w:cs="Arial"/>
+                <w:lang w:eastAsia="en-US"/>
+              </w:rPr>
+              <w:t>Method</w:t>
+            </w:r>
           </w:p>
         </w:tc>
         <w:tc>
@@ -1722,6 +1913,13 @@
                 <w:lang w:eastAsia="en-US"/>
               </w:rPr>
             </w:pPr>
+            <w:r>
+              <w:rPr>
+                <w:rFonts w:eastAsia="Times New Roman" w:cs="Arial"/>
+                <w:lang w:eastAsia="en-US"/>
+              </w:rPr>
+              <w:t>Hide the post from student searches</w:t>
+            </w:r>
           </w:p>
         </w:tc>
         <w:tc>
@@ -1750,6 +1948,13 @@
                 <w:lang w:eastAsia="en-US"/>
               </w:rPr>
             </w:pPr>
+            <w:r>
+              <w:rPr>
+                <w:rFonts w:eastAsia="Times New Roman" w:cs="Times New Roman"/>
+                <w:lang w:eastAsia="en-US"/>
+              </w:rPr>
+              <w:t>currentPost, JobPostingsTable</w:t>
+            </w:r>
           </w:p>
         </w:tc>
       </w:tr>
@@ -1765,6 +1970,15 @@
                 <w:lang w:eastAsia="en-US"/>
               </w:rPr>
             </w:pPr>
+            <w:r>
+              <w:rPr>
+                <w:rFonts w:eastAsia="Times New Roman" w:cs="Arial"/>
+                <w:b/>
+                <w:bCs/>
+                <w:lang w:eastAsia="en-US"/>
+              </w:rPr>
+              <w:t>Post Editor</w:t>
+            </w:r>
           </w:p>
         </w:tc>
         <w:tc>
@@ -1778,6 +1992,13 @@
                 <w:lang w:eastAsia="en-US"/>
               </w:rPr>
             </w:pPr>
+            <w:r>
+              <w:rPr>
+                <w:rFonts w:eastAsia="Times New Roman" w:cs="Arial"/>
+                <w:lang w:eastAsia="en-US"/>
+              </w:rPr>
+              <w:t>isDraft</w:t>
+            </w:r>
           </w:p>
         </w:tc>
         <w:tc>
@@ -1791,6 +2012,13 @@
                 <w:lang w:eastAsia="en-US"/>
               </w:rPr>
             </w:pPr>
+            <w:r>
+              <w:rPr>
+                <w:rFonts w:eastAsia="Times New Roman" w:cs="Arial"/>
+                <w:lang w:eastAsia="en-US"/>
+              </w:rPr>
+              <w:t>Variable</w:t>
+            </w:r>
           </w:p>
         </w:tc>
         <w:tc>
@@ -1804,6 +2032,13 @@
                 <w:lang w:eastAsia="en-US"/>
               </w:rPr>
             </w:pPr>
+            <w:r>
+              <w:rPr>
+                <w:rFonts w:eastAsia="Times New Roman" w:cs="Arial"/>
+                <w:lang w:eastAsia="en-US"/>
+              </w:rPr>
+              <w:t>A boolean indicating if the job post is still a hidden draft</w:t>
+            </w:r>
           </w:p>
         </w:tc>
         <w:tc>
@@ -1830,6 +2065,13 @@
                 <w:lang w:eastAsia="en-US"/>
               </w:rPr>
             </w:pPr>
+            <w:r>
+              <w:rPr>
+                <w:rFonts w:eastAsia="Times New Roman" w:cs="Times New Roman"/>
+                <w:lang w:eastAsia="en-US"/>
+              </w:rPr>
+              <w:t>JobPosting, createPost</w:t>
+            </w:r>
           </w:p>
         </w:tc>
       </w:tr>
@@ -1846,6 +2088,15 @@
                 <w:lang w:eastAsia="en-US"/>
               </w:rPr>
             </w:pPr>
+            <w:r>
+              <w:rPr>
+                <w:rFonts w:eastAsia="Times New Roman" w:cs="Arial"/>
+                <w:b/>
+                <w:bCs/>
+                <w:lang w:eastAsia="en-US"/>
+              </w:rPr>
+              <w:t>Post Editor</w:t>
+            </w:r>
           </w:p>
         </w:tc>
         <w:tc>
@@ -1860,6 +2111,13 @@
                 <w:lang w:eastAsia="en-US"/>
               </w:rPr>
             </w:pPr>
+            <w:r>
+              <w:rPr>
+                <w:rFonts w:eastAsia="Times New Roman" w:cs="Arial"/>
+                <w:lang w:eastAsia="en-US"/>
+              </w:rPr>
+              <w:t>authorId</w:t>
+            </w:r>
           </w:p>
         </w:tc>
         <w:tc>
@@ -1874,6 +2132,13 @@
                 <w:lang w:eastAsia="en-US"/>
               </w:rPr>
             </w:pPr>
+            <w:r>
+              <w:rPr>
+                <w:rFonts w:eastAsia="Times New Roman" w:cs="Arial"/>
+                <w:lang w:eastAsia="en-US"/>
+              </w:rPr>
+              <w:t>Variable</w:t>
+            </w:r>
           </w:p>
         </w:tc>
         <w:tc>
@@ -1888,6 +2153,13 @@
                 <w:lang w:eastAsia="en-US"/>
               </w:rPr>
             </w:pPr>
+            <w:r>
+              <w:rPr>
+                <w:rFonts w:eastAsia="Times New Roman" w:cs="Arial"/>
+                <w:lang w:eastAsia="en-US"/>
+              </w:rPr>
+              <w:t>Identifier of the recruiter</w:t>
+            </w:r>
           </w:p>
         </w:tc>
         <w:tc>
@@ -1916,6 +2188,13 @@
                 <w:lang w:eastAsia="en-US"/>
               </w:rPr>
             </w:pPr>
+            <w:r>
+              <w:rPr>
+                <w:rFonts w:eastAsia="Times New Roman" w:cs="Times New Roman"/>
+                <w:lang w:eastAsia="en-US"/>
+              </w:rPr>
+              <w:t>JobPosting</w:t>
+            </w:r>
           </w:p>
         </w:tc>
       </w:tr>
@@ -1931,6 +2210,15 @@
                 <w:lang w:eastAsia="en-US"/>
               </w:rPr>
             </w:pPr>
+            <w:r>
+              <w:rPr>
+                <w:rFonts w:eastAsia="Times New Roman" w:cs="Arial"/>
+                <w:b/>
+                <w:bCs/>
+                <w:lang w:eastAsia="en-US"/>
+              </w:rPr>
+              <w:t>Post Editor</w:t>
+            </w:r>
           </w:p>
         </w:tc>
         <w:tc>
@@ -1944,6 +2232,13 @@
                 <w:lang w:eastAsia="en-US"/>
               </w:rPr>
             </w:pPr>
+            <w:r>
+              <w:rPr>
+                <w:rFonts w:eastAsia="Times New Roman" w:cs="Arial"/>
+                <w:lang w:eastAsia="en-US"/>
+              </w:rPr>
+              <w:t>JobPostinsTable</w:t>
+            </w:r>
           </w:p>
         </w:tc>
         <w:tc>
@@ -1957,6 +2252,13 @@
                 <w:lang w:eastAsia="en-US"/>
               </w:rPr>
             </w:pPr>
+            <w:r>
+              <w:rPr>
+                <w:rFonts w:eastAsia="Times New Roman" w:cs="Arial"/>
+                <w:lang w:eastAsia="en-US"/>
+              </w:rPr>
+              <w:t>Data Store</w:t>
+            </w:r>
           </w:p>
         </w:tc>
         <w:tc>
@@ -1970,6 +2272,13 @@
                 <w:lang w:eastAsia="en-US"/>
               </w:rPr>
             </w:pPr>
+            <w:r>
+              <w:rPr>
+                <w:rFonts w:eastAsia="Times New Roman" w:cs="Arial"/>
+                <w:lang w:eastAsia="en-US"/>
+              </w:rPr>
+              <w:t>The database table that stores all job records</w:t>
+            </w:r>
           </w:p>
         </w:tc>
         <w:tc>
@@ -1996,92 +2305,13 @@
                 <w:lang w:eastAsia="en-US"/>
               </w:rPr>
             </w:pPr>
-          </w:p>
-        </w:tc>
-      </w:tr>
-      <w:tr>
-        <w:tc>
-          <w:tcPr>
-            <w:tcW w:w="1290" w:type="dxa"/>
-            <w:shd w:val="clear" w:color="auto" w:fill="CCCCCC" w:themeFill="text1" w:themeFillTint="33"/>
-          </w:tcPr>
-          <w:p>
-            <w:pPr>
-              <w:rPr>
-                <w:rFonts w:eastAsia="Times New Roman" w:cs="Arial"/>
-                <w:lang w:eastAsia="en-US"/>
-              </w:rPr>
-            </w:pPr>
-          </w:p>
-        </w:tc>
-        <w:tc>
-          <w:tcPr>
-            <w:tcW w:w="1903" w:type="dxa"/>
-            <w:shd w:val="clear" w:color="auto" w:fill="CCCCCC" w:themeFill="text1" w:themeFillTint="33"/>
-          </w:tcPr>
-          <w:p>
-            <w:pPr>
-              <w:rPr>
-                <w:rFonts w:eastAsia="Times New Roman" w:cs="Arial"/>
-                <w:lang w:eastAsia="en-US"/>
-              </w:rPr>
-            </w:pPr>
-          </w:p>
-        </w:tc>
-        <w:tc>
-          <w:tcPr>
-            <w:tcW w:w="1133" w:type="dxa"/>
-            <w:shd w:val="clear" w:color="auto" w:fill="CCCCCC" w:themeFill="text1" w:themeFillTint="33"/>
-          </w:tcPr>
-          <w:p>
-            <w:pPr>
-              <w:rPr>
-                <w:rFonts w:eastAsia="Times New Roman" w:cs="Arial"/>
-                <w:lang w:eastAsia="en-US"/>
-              </w:rPr>
-            </w:pPr>
-          </w:p>
-        </w:tc>
-        <w:tc>
-          <w:tcPr>
-            <w:tcW w:w="1979" w:type="dxa"/>
-            <w:shd w:val="clear" w:color="auto" w:fill="CCCCCC" w:themeFill="text1" w:themeFillTint="33"/>
-          </w:tcPr>
-          <w:p>
-            <w:pPr>
-              <w:rPr>
-                <w:rFonts w:eastAsia="Times New Roman" w:cs="Arial"/>
-                <w:lang w:eastAsia="en-US"/>
-              </w:rPr>
-            </w:pPr>
-          </w:p>
-        </w:tc>
-        <w:tc>
-          <w:tcPr>
-            <w:tcW w:w="885" w:type="dxa"/>
-            <w:shd w:val="clear" w:color="auto" w:fill="CCCCCC" w:themeFill="text1" w:themeFillTint="33"/>
-          </w:tcPr>
-          <w:p>
-            <w:pPr>
-              <w:rPr>
-                <w:rFonts w:eastAsia="Times New Roman" w:cs="Times New Roman"/>
-                <w:lang w:eastAsia="en-US"/>
-              </w:rPr>
-            </w:pPr>
-          </w:p>
-        </w:tc>
-        <w:tc>
-          <w:tcPr>
-            <w:tcW w:w="2160" w:type="dxa"/>
-            <w:shd w:val="clear" w:color="auto" w:fill="CCCCCC" w:themeFill="text1" w:themeFillTint="33"/>
-          </w:tcPr>
-          <w:p>
-            <w:pPr>
-              <w:rPr>
-                <w:rFonts w:eastAsia="Times New Roman" w:cs="Times New Roman"/>
-                <w:lang w:eastAsia="en-US"/>
-              </w:rPr>
-            </w:pPr>
+            <w:r>
+              <w:rPr>
+                <w:rFonts w:eastAsia="Times New Roman" w:cs="Times New Roman"/>
+                <w:lang w:eastAsia="en-US"/>
+              </w:rPr>
+              <w:t>JobPosting, createPost, updatePostDetails</w:t>
+            </w:r>
           </w:p>
         </w:tc>
       </w:tr>
@@ -2375,9 +2605,20 @@
             <w:pPr>
               <w:rPr>
                 <w:rFonts w:eastAsia="Times New Roman" w:cs="Arial"/>
-                <w:lang w:eastAsia="en-US"/>
-              </w:rPr>
-            </w:pPr>
+                <w:b/>
+                <w:bCs/>
+                <w:lang w:eastAsia="en-US"/>
+              </w:rPr>
+            </w:pPr>
+            <w:r>
+              <w:rPr>
+                <w:rFonts w:eastAsia="Times New Roman" w:cs="Arial"/>
+                <w:b/>
+                <w:bCs/>
+                <w:lang w:eastAsia="en-US"/>
+              </w:rPr>
+              <w:t>Post Validator</w:t>
+            </w:r>
           </w:p>
         </w:tc>
         <w:tc>
@@ -2392,6 +2633,13 @@
                 <w:lang w:eastAsia="en-US"/>
               </w:rPr>
             </w:pPr>
+            <w:r>
+              <w:rPr>
+                <w:rFonts w:eastAsia="Times New Roman" w:cs="Arial"/>
+                <w:lang w:eastAsia="en-US"/>
+              </w:rPr>
+              <w:t>PostValidator</w:t>
+            </w:r>
           </w:p>
         </w:tc>
         <w:tc>
@@ -2406,6 +2654,13 @@
                 <w:lang w:eastAsia="en-US"/>
               </w:rPr>
             </w:pPr>
+            <w:r>
+              <w:rPr>
+                <w:rFonts w:eastAsia="Times New Roman" w:cs="Arial"/>
+                <w:lang w:eastAsia="en-US"/>
+              </w:rPr>
+              <w:t>Class</w:t>
+            </w:r>
           </w:p>
         </w:tc>
         <w:tc>
@@ -2420,6 +2675,13 @@
                 <w:lang w:eastAsia="en-US"/>
               </w:rPr>
             </w:pPr>
+            <w:r>
+              <w:rPr>
+                <w:rFonts w:eastAsia="Times New Roman" w:cs="Arial"/>
+                <w:lang w:eastAsia="en-US"/>
+              </w:rPr>
+              <w:t>Contains the core logic algortithms used to validate the job post</w:t>
+            </w:r>
           </w:p>
         </w:tc>
         <w:tc>
@@ -2448,6 +2710,13 @@
                 <w:lang w:eastAsia="en-US"/>
               </w:rPr>
             </w:pPr>
+            <w:r>
+              <w:rPr>
+                <w:rFonts w:eastAsia="Times New Roman" w:cs="Times New Roman"/>
+                <w:lang w:eastAsia="en-US"/>
+              </w:rPr>
+              <w:t>ValidationResult, validateRequiredFields</w:t>
+            </w:r>
           </w:p>
         </w:tc>
       </w:tr>
@@ -2460,9 +2729,20 @@
             <w:pPr>
               <w:rPr>
                 <w:rFonts w:eastAsia="Times New Roman" w:cs="Arial"/>
-                <w:lang w:eastAsia="en-US"/>
-              </w:rPr>
-            </w:pPr>
+                <w:b/>
+                <w:bCs/>
+                <w:lang w:eastAsia="en-US"/>
+              </w:rPr>
+            </w:pPr>
+            <w:r>
+              <w:rPr>
+                <w:rFonts w:eastAsia="Times New Roman" w:cs="Arial"/>
+                <w:b/>
+                <w:bCs/>
+                <w:lang w:eastAsia="en-US"/>
+              </w:rPr>
+              <w:t>Post Validator</w:t>
+            </w:r>
           </w:p>
         </w:tc>
         <w:tc>
@@ -2476,6 +2756,13 @@
                 <w:lang w:eastAsia="en-US"/>
               </w:rPr>
             </w:pPr>
+            <w:r>
+              <w:rPr>
+                <w:rFonts w:eastAsia="Times New Roman" w:cs="Arial"/>
+                <w:lang w:eastAsia="en-US"/>
+              </w:rPr>
+              <w:t>ValidationResult</w:t>
+            </w:r>
           </w:p>
         </w:tc>
         <w:tc>
@@ -2489,6 +2776,13 @@
                 <w:lang w:eastAsia="en-US"/>
               </w:rPr>
             </w:pPr>
+            <w:r>
+              <w:rPr>
+                <w:rFonts w:eastAsia="Times New Roman" w:cs="Arial"/>
+                <w:lang w:eastAsia="en-US"/>
+              </w:rPr>
+              <w:t>Object</w:t>
+            </w:r>
           </w:p>
         </w:tc>
         <w:tc>
@@ -2502,6 +2796,13 @@
                 <w:lang w:eastAsia="en-US"/>
               </w:rPr>
             </w:pPr>
+            <w:r>
+              <w:rPr>
+                <w:rFonts w:eastAsia="Times New Roman" w:cs="Arial"/>
+                <w:lang w:eastAsia="en-US"/>
+              </w:rPr>
+              <w:t>Stores the pass/fail breakdown of a completed validation check</w:t>
+            </w:r>
           </w:p>
         </w:tc>
         <w:tc>
@@ -2528,6 +2829,13 @@
                 <w:lang w:eastAsia="en-US"/>
               </w:rPr>
             </w:pPr>
+            <w:r>
+              <w:rPr>
+                <w:rFonts w:eastAsia="Times New Roman" w:cs="Times New Roman"/>
+                <w:lang w:eastAsia="en-US"/>
+              </w:rPr>
+              <w:t>PostValidator, isValid, errorMessage</w:t>
+            </w:r>
           </w:p>
         </w:tc>
       </w:tr>
@@ -2541,9 +2849,20 @@
             <w:pPr>
               <w:rPr>
                 <w:rFonts w:eastAsia="Times New Roman" w:cs="Arial"/>
-                <w:lang w:eastAsia="en-US"/>
-              </w:rPr>
-            </w:pPr>
+                <w:b/>
+                <w:bCs/>
+                <w:lang w:eastAsia="en-US"/>
+              </w:rPr>
+            </w:pPr>
+            <w:r>
+              <w:rPr>
+                <w:rFonts w:eastAsia="Times New Roman" w:cs="Arial"/>
+                <w:b/>
+                <w:bCs/>
+                <w:lang w:eastAsia="en-US"/>
+              </w:rPr>
+              <w:t>Post Validator</w:t>
+            </w:r>
           </w:p>
         </w:tc>
         <w:tc>
@@ -2558,6 +2877,13 @@
                 <w:lang w:eastAsia="en-US"/>
               </w:rPr>
             </w:pPr>
+            <w:r>
+              <w:rPr>
+                <w:rFonts w:eastAsia="Times New Roman" w:cs="Arial"/>
+                <w:lang w:eastAsia="en-US"/>
+              </w:rPr>
+              <w:t>validateRequiredFields</w:t>
+            </w:r>
           </w:p>
         </w:tc>
         <w:tc>
@@ -2572,6 +2898,13 @@
                 <w:lang w:eastAsia="en-US"/>
               </w:rPr>
             </w:pPr>
+            <w:r>
+              <w:rPr>
+                <w:rFonts w:eastAsia="Times New Roman" w:cs="Arial"/>
+                <w:lang w:eastAsia="en-US"/>
+              </w:rPr>
+              <w:t>Method</w:t>
+            </w:r>
           </w:p>
         </w:tc>
         <w:tc>
@@ -2586,6 +2919,13 @@
                 <w:lang w:eastAsia="en-US"/>
               </w:rPr>
             </w:pPr>
+            <w:r>
+              <w:rPr>
+                <w:rFonts w:eastAsia="Times New Roman" w:cs="Arial"/>
+                <w:lang w:eastAsia="en-US"/>
+              </w:rPr>
+              <w:t>Check if any required fields are empty</w:t>
+            </w:r>
           </w:p>
         </w:tc>
         <w:tc>
@@ -2614,6 +2954,13 @@
                 <w:lang w:eastAsia="en-US"/>
               </w:rPr>
             </w:pPr>
+            <w:r>
+              <w:rPr>
+                <w:rFonts w:eastAsia="Times New Roman" w:cs="Times New Roman"/>
+                <w:lang w:eastAsia="en-US"/>
+              </w:rPr>
+              <w:t>PostValidator, isValid</w:t>
+            </w:r>
           </w:p>
         </w:tc>
       </w:tr>
@@ -2626,9 +2973,20 @@
             <w:pPr>
               <w:rPr>
                 <w:rFonts w:eastAsia="Times New Roman" w:cs="Arial"/>
-                <w:lang w:eastAsia="en-US"/>
-              </w:rPr>
-            </w:pPr>
+                <w:b/>
+                <w:bCs/>
+                <w:lang w:eastAsia="en-US"/>
+              </w:rPr>
+            </w:pPr>
+            <w:r>
+              <w:rPr>
+                <w:rFonts w:eastAsia="Times New Roman" w:cs="Arial"/>
+                <w:b/>
+                <w:bCs/>
+                <w:lang w:eastAsia="en-US"/>
+              </w:rPr>
+              <w:t>Post Validator</w:t>
+            </w:r>
           </w:p>
         </w:tc>
         <w:tc>
@@ -2642,6 +3000,13 @@
                 <w:lang w:eastAsia="en-US"/>
               </w:rPr>
             </w:pPr>
+            <w:r>
+              <w:rPr>
+                <w:rFonts w:eastAsia="Times New Roman" w:cs="Arial"/>
+                <w:lang w:eastAsia="en-US"/>
+              </w:rPr>
+              <w:t>verifyExpirationDate</w:t>
+            </w:r>
           </w:p>
         </w:tc>
         <w:tc>
@@ -2655,6 +3020,13 @@
                 <w:lang w:eastAsia="en-US"/>
               </w:rPr>
             </w:pPr>
+            <w:r>
+              <w:rPr>
+                <w:rFonts w:eastAsia="Times New Roman" w:cs="Arial"/>
+                <w:lang w:eastAsia="en-US"/>
+              </w:rPr>
+              <w:t>Method</w:t>
+            </w:r>
           </w:p>
         </w:tc>
         <w:tc>
@@ -2668,6 +3040,13 @@
                 <w:lang w:eastAsia="en-US"/>
               </w:rPr>
             </w:pPr>
+            <w:r>
+              <w:rPr>
+                <w:rFonts w:eastAsia="Times New Roman" w:cs="Arial"/>
+                <w:lang w:eastAsia="en-US"/>
+              </w:rPr>
+              <w:t>Confirms that the job post is still in a valid posting timeline</w:t>
+            </w:r>
           </w:p>
         </w:tc>
         <w:tc>
@@ -2694,6 +3073,13 @@
                 <w:lang w:eastAsia="en-US"/>
               </w:rPr>
             </w:pPr>
+            <w:r>
+              <w:rPr>
+                <w:rFonts w:eastAsia="Times New Roman" w:cs="Times New Roman"/>
+                <w:lang w:eastAsia="en-US"/>
+              </w:rPr>
+              <w:t>PostValidator, isValid</w:t>
+            </w:r>
           </w:p>
         </w:tc>
       </w:tr>
@@ -2707,9 +3093,20 @@
             <w:pPr>
               <w:rPr>
                 <w:rFonts w:eastAsia="Times New Roman" w:cs="Arial"/>
-                <w:lang w:eastAsia="en-US"/>
-              </w:rPr>
-            </w:pPr>
+                <w:b/>
+                <w:bCs/>
+                <w:lang w:eastAsia="en-US"/>
+              </w:rPr>
+            </w:pPr>
+            <w:r>
+              <w:rPr>
+                <w:rFonts w:eastAsia="Times New Roman" w:cs="Arial"/>
+                <w:b/>
+                <w:bCs/>
+                <w:lang w:eastAsia="en-US"/>
+              </w:rPr>
+              <w:t>Post Validator</w:t>
+            </w:r>
           </w:p>
         </w:tc>
         <w:tc>
@@ -2724,6 +3121,13 @@
                 <w:lang w:eastAsia="en-US"/>
               </w:rPr>
             </w:pPr>
+            <w:r>
+              <w:rPr>
+                <w:rFonts w:eastAsia="Times New Roman" w:cs="Arial"/>
+                <w:lang w:eastAsia="en-US"/>
+              </w:rPr>
+              <w:t>checkProfanity</w:t>
+            </w:r>
           </w:p>
         </w:tc>
         <w:tc>
@@ -2738,6 +3142,13 @@
                 <w:lang w:eastAsia="en-US"/>
               </w:rPr>
             </w:pPr>
+            <w:r>
+              <w:rPr>
+                <w:rFonts w:eastAsia="Times New Roman" w:cs="Arial"/>
+                <w:lang w:eastAsia="en-US"/>
+              </w:rPr>
+              <w:t>Method</w:t>
+            </w:r>
           </w:p>
         </w:tc>
         <w:tc>
@@ -2752,6 +3163,13 @@
                 <w:lang w:eastAsia="en-US"/>
               </w:rPr>
             </w:pPr>
+            <w:r>
+              <w:rPr>
+                <w:rFonts w:eastAsia="Times New Roman" w:cs="Arial"/>
+                <w:lang w:eastAsia="en-US"/>
+              </w:rPr>
+              <w:t>Evaluates text strings if there is any forbidden term and/or inappropriate content</w:t>
+            </w:r>
           </w:p>
         </w:tc>
         <w:tc>
@@ -2780,6 +3198,13 @@
                 <w:lang w:eastAsia="en-US"/>
               </w:rPr>
             </w:pPr>
+            <w:r>
+              <w:rPr>
+                <w:rFonts w:eastAsia="Times New Roman" w:cs="Times New Roman"/>
+                <w:lang w:eastAsia="en-US"/>
+              </w:rPr>
+              <w:t>PostValidator, SystemRulesConfig, errorMessage</w:t>
+            </w:r>
           </w:p>
         </w:tc>
       </w:tr>
@@ -2792,9 +3217,20 @@
             <w:pPr>
               <w:rPr>
                 <w:rFonts w:eastAsia="Times New Roman" w:cs="Arial"/>
-                <w:lang w:eastAsia="en-US"/>
-              </w:rPr>
-            </w:pPr>
+                <w:b/>
+                <w:bCs/>
+                <w:lang w:eastAsia="en-US"/>
+              </w:rPr>
+            </w:pPr>
+            <w:r>
+              <w:rPr>
+                <w:rFonts w:eastAsia="Times New Roman" w:cs="Arial"/>
+                <w:b/>
+                <w:bCs/>
+                <w:lang w:eastAsia="en-US"/>
+              </w:rPr>
+              <w:t>Post Validator</w:t>
+            </w:r>
           </w:p>
         </w:tc>
         <w:tc>
@@ -2808,6 +3244,13 @@
                 <w:lang w:eastAsia="en-US"/>
               </w:rPr>
             </w:pPr>
+            <w:r>
+              <w:rPr>
+                <w:rFonts w:eastAsia="Times New Roman" w:cs="Arial"/>
+                <w:lang w:eastAsia="en-US"/>
+              </w:rPr>
+              <w:t>isValid</w:t>
+            </w:r>
           </w:p>
         </w:tc>
         <w:tc>
@@ -2821,6 +3264,13 @@
                 <w:lang w:eastAsia="en-US"/>
               </w:rPr>
             </w:pPr>
+            <w:r>
+              <w:rPr>
+                <w:rFonts w:eastAsia="Times New Roman" w:cs="Arial"/>
+                <w:lang w:eastAsia="en-US"/>
+              </w:rPr>
+              <w:t>Variable</w:t>
+            </w:r>
           </w:p>
         </w:tc>
         <w:tc>
@@ -2834,6 +3284,13 @@
                 <w:lang w:eastAsia="en-US"/>
               </w:rPr>
             </w:pPr>
+            <w:r>
+              <w:rPr>
+                <w:rFonts w:eastAsia="Times New Roman" w:cs="Arial"/>
+                <w:lang w:eastAsia="en-US"/>
+              </w:rPr>
+              <w:t>A boolean tracking if the job post is valid to be posted</w:t>
+            </w:r>
           </w:p>
         </w:tc>
         <w:tc>
@@ -2860,6 +3317,13 @@
                 <w:lang w:eastAsia="en-US"/>
               </w:rPr>
             </w:pPr>
+            <w:r>
+              <w:rPr>
+                <w:rFonts w:eastAsia="Times New Roman" w:cs="Times New Roman"/>
+                <w:lang w:eastAsia="en-US"/>
+              </w:rPr>
+              <w:t>ValidationResult</w:t>
+            </w:r>
           </w:p>
         </w:tc>
       </w:tr>
@@ -2873,9 +3337,20 @@
             <w:pPr>
               <w:rPr>
                 <w:rFonts w:eastAsia="Times New Roman" w:cs="Arial"/>
-                <w:lang w:eastAsia="en-US"/>
-              </w:rPr>
-            </w:pPr>
+                <w:b/>
+                <w:bCs/>
+                <w:lang w:eastAsia="en-US"/>
+              </w:rPr>
+            </w:pPr>
+            <w:r>
+              <w:rPr>
+                <w:rFonts w:eastAsia="Times New Roman" w:cs="Arial"/>
+                <w:b/>
+                <w:bCs/>
+                <w:lang w:eastAsia="en-US"/>
+              </w:rPr>
+              <w:t>Post Validator</w:t>
+            </w:r>
           </w:p>
         </w:tc>
         <w:tc>
@@ -2890,6 +3365,13 @@
                 <w:lang w:eastAsia="en-US"/>
               </w:rPr>
             </w:pPr>
+            <w:r>
+              <w:rPr>
+                <w:rFonts w:eastAsia="Times New Roman" w:cs="Arial"/>
+                <w:lang w:eastAsia="en-US"/>
+              </w:rPr>
+              <w:t>errorMessage</w:t>
+            </w:r>
           </w:p>
         </w:tc>
         <w:tc>
@@ -2904,6 +3386,13 @@
                 <w:lang w:eastAsia="en-US"/>
               </w:rPr>
             </w:pPr>
+            <w:r>
+              <w:rPr>
+                <w:rFonts w:eastAsia="Times New Roman" w:cs="Arial"/>
+                <w:lang w:eastAsia="en-US"/>
+              </w:rPr>
+              <w:t>Variable</w:t>
+            </w:r>
           </w:p>
         </w:tc>
         <w:tc>
@@ -2918,6 +3407,13 @@
                 <w:lang w:eastAsia="en-US"/>
               </w:rPr>
             </w:pPr>
+            <w:r>
+              <w:rPr>
+                <w:rFonts w:eastAsia="Times New Roman" w:cs="Arial"/>
+                <w:lang w:eastAsia="en-US"/>
+              </w:rPr>
+              <w:t>Notification to user when the validation check failed</w:t>
+            </w:r>
           </w:p>
         </w:tc>
         <w:tc>
@@ -2946,6 +3442,13 @@
                 <w:lang w:eastAsia="en-US"/>
               </w:rPr>
             </w:pPr>
+            <w:r>
+              <w:rPr>
+                <w:rFonts w:eastAsia="Times New Roman" w:cs="Times New Roman"/>
+                <w:lang w:eastAsia="en-US"/>
+              </w:rPr>
+              <w:t>ValidationResult</w:t>
+            </w:r>
           </w:p>
         </w:tc>
       </w:tr>
@@ -2958,9 +3461,20 @@
             <w:pPr>
               <w:rPr>
                 <w:rFonts w:eastAsia="Times New Roman" w:cs="Arial"/>
-                <w:lang w:eastAsia="en-US"/>
-              </w:rPr>
-            </w:pPr>
+                <w:b/>
+                <w:bCs/>
+                <w:lang w:eastAsia="en-US"/>
+              </w:rPr>
+            </w:pPr>
+            <w:r>
+              <w:rPr>
+                <w:rFonts w:eastAsia="Times New Roman" w:cs="Arial"/>
+                <w:b/>
+                <w:bCs/>
+                <w:lang w:eastAsia="en-US"/>
+              </w:rPr>
+              <w:t>Post Validator</w:t>
+            </w:r>
           </w:p>
         </w:tc>
         <w:tc>
@@ -2974,6 +3488,13 @@
                 <w:lang w:eastAsia="en-US"/>
               </w:rPr>
             </w:pPr>
+            <w:r>
+              <w:rPr>
+                <w:rFonts w:eastAsia="Times New Roman" w:cs="Arial"/>
+                <w:lang w:eastAsia="en-US"/>
+              </w:rPr>
+              <w:t>SystemRulesConfig</w:t>
+            </w:r>
           </w:p>
         </w:tc>
         <w:tc>
@@ -2987,6 +3508,13 @@
                 <w:lang w:eastAsia="en-US"/>
               </w:rPr>
             </w:pPr>
+            <w:r>
+              <w:rPr>
+                <w:rFonts w:eastAsia="Times New Roman" w:cs="Arial"/>
+                <w:lang w:eastAsia="en-US"/>
+              </w:rPr>
+              <w:t>Data Store</w:t>
+            </w:r>
           </w:p>
         </w:tc>
         <w:tc>
@@ -3000,6 +3528,13 @@
                 <w:lang w:eastAsia="en-US"/>
               </w:rPr>
             </w:pPr>
+            <w:r>
+              <w:rPr>
+                <w:rFonts w:eastAsia="Times New Roman" w:cs="Arial"/>
+                <w:lang w:eastAsia="en-US"/>
+              </w:rPr>
+              <w:t>A reference configuration file or directory tracking system constants and forbidden word lists.</w:t>
+            </w:r>
           </w:p>
         </w:tc>
         <w:tc>
@@ -3026,6 +3561,13 @@
                 <w:lang w:eastAsia="en-US"/>
               </w:rPr>
             </w:pPr>
+            <w:r>
+              <w:rPr>
+                <w:rFonts w:eastAsia="Times New Roman" w:cs="Times New Roman"/>
+                <w:lang w:eastAsia="en-US"/>
+              </w:rPr>
+              <w:t>checkProfanity</w:t>
+            </w:r>
           </w:p>
         </w:tc>
       </w:tr>
@@ -3550,7 +4092,6 @@
   <w:style w:type="character" w:default="1" w:styleId="DefaultParagraphFont">
     <w:name w:val="Default Paragraph Font"/>
     <w:uiPriority w:val="1"/>
-    <w:semiHidden/>
     <w:unhideWhenUsed/>
   </w:style>
   <w:style w:type="table" w:default="1" w:styleId="TableNormal">

--- a/03_Team_Work/Team1/Milestone_3_Components/1_In_Progress/DC_M3_Team1_EIT_JobPostingService_v1.0.docx
+++ b/03_Team_Work/Team1/Milestone_3_Components/1_In_Progress/DC_M3_Team1_EIT_JobPostingService_v1.0.docx
@@ -305,9 +305,20 @@
             <w:pPr>
               <w:rPr>
                 <w:rFonts w:eastAsia="Times New Roman" w:cs="Arial"/>
-                <w:lang w:eastAsia="en-US"/>
-              </w:rPr>
-            </w:pPr>
+                <w:b/>
+                <w:bCs/>
+                <w:lang w:eastAsia="en-US"/>
+              </w:rPr>
+            </w:pPr>
+            <w:r>
+              <w:rPr>
+                <w:rFonts w:eastAsia="Times New Roman" w:cs="Arial"/>
+                <w:b/>
+                <w:bCs/>
+                <w:lang w:eastAsia="en-US"/>
+              </w:rPr>
+              <w:t>Authority Check</w:t>
+            </w:r>
           </w:p>
         </w:tc>
         <w:tc>
@@ -322,6 +333,13 @@
                 <w:lang w:eastAsia="en-US"/>
               </w:rPr>
             </w:pPr>
+            <w:r>
+              <w:rPr>
+                <w:rFonts w:eastAsia="Times New Roman" w:cs="Arial"/>
+                <w:lang w:eastAsia="en-US"/>
+              </w:rPr>
+              <w:t>AuthorizationService</w:t>
+            </w:r>
           </w:p>
         </w:tc>
         <w:tc>
@@ -336,6 +354,13 @@
                 <w:lang w:eastAsia="en-US"/>
               </w:rPr>
             </w:pPr>
+            <w:r>
+              <w:rPr>
+                <w:rFonts w:eastAsia="Times New Roman" w:cs="Arial"/>
+                <w:lang w:eastAsia="en-US"/>
+              </w:rPr>
+              <w:t>Class</w:t>
+            </w:r>
           </w:p>
         </w:tc>
         <w:tc>
@@ -350,6 +375,27 @@
                 <w:lang w:eastAsia="en-US"/>
               </w:rPr>
             </w:pPr>
+            <w:r>
+              <w:rPr>
+                <w:rFonts w:eastAsia="Times New Roman" w:cs="Arial"/>
+                <w:lang w:eastAsia="en-US"/>
+              </w:rPr>
+              <w:t xml:space="preserve">Main container for </w:t>
+            </w:r>
+            <w:r>
+              <w:rPr>
+                <w:rFonts w:eastAsia="Times New Roman" w:cs="Arial"/>
+                <w:lang w:eastAsia="en-US"/>
+              </w:rPr>
+              <w:t>a</w:t>
+            </w:r>
+            <w:r>
+              <w:rPr>
+                <w:rFonts w:eastAsia="Times New Roman" w:cs="Arial"/>
+                <w:lang w:eastAsia="en-US"/>
+              </w:rPr>
+              <w:t>uthorization logic</w:t>
+            </w:r>
           </w:p>
         </w:tc>
         <w:tc>
@@ -364,6 +410,13 @@
                 <w:lang w:eastAsia="en-US"/>
               </w:rPr>
             </w:pPr>
+            <w:r>
+              <w:rPr>
+                <w:rFonts w:eastAsia="Times New Roman" w:cs="Times New Roman"/>
+                <w:lang w:eastAsia="en-US"/>
+              </w:rPr>
+              <w:t>2.5.1-2.5.4</w:t>
+            </w:r>
           </w:p>
         </w:tc>
         <w:tc>
@@ -390,9 +443,20 @@
             <w:pPr>
               <w:rPr>
                 <w:rFonts w:eastAsia="Times New Roman" w:cs="Arial"/>
-                <w:lang w:eastAsia="en-US"/>
-              </w:rPr>
-            </w:pPr>
+                <w:b/>
+                <w:bCs/>
+                <w:lang w:eastAsia="en-US"/>
+              </w:rPr>
+            </w:pPr>
+            <w:r>
+              <w:rPr>
+                <w:rFonts w:eastAsia="Times New Roman" w:cs="Arial"/>
+                <w:b/>
+                <w:bCs/>
+                <w:lang w:eastAsia="en-US"/>
+              </w:rPr>
+              <w:t>Authority Check</w:t>
+            </w:r>
           </w:p>
         </w:tc>
         <w:tc>
@@ -406,6 +470,13 @@
                 <w:lang w:eastAsia="en-US"/>
               </w:rPr>
             </w:pPr>
+            <w:r>
+              <w:rPr>
+                <w:rFonts w:eastAsia="Times New Roman" w:cs="Arial"/>
+                <w:lang w:eastAsia="en-US"/>
+              </w:rPr>
+              <w:t>PermissionManager</w:t>
+            </w:r>
           </w:p>
         </w:tc>
         <w:tc>
@@ -419,6 +490,13 @@
                 <w:lang w:eastAsia="en-US"/>
               </w:rPr>
             </w:pPr>
+            <w:r>
+              <w:rPr>
+                <w:rFonts w:eastAsia="Times New Roman" w:cs="Arial"/>
+                <w:lang w:eastAsia="en-US"/>
+              </w:rPr>
+              <w:t>Class</w:t>
+            </w:r>
           </w:p>
         </w:tc>
         <w:tc>
@@ -432,6 +510,13 @@
                 <w:lang w:eastAsia="en-US"/>
               </w:rPr>
             </w:pPr>
+            <w:r>
+              <w:rPr>
+                <w:rFonts w:eastAsia="Times New Roman" w:cs="Arial"/>
+                <w:lang w:eastAsia="en-US"/>
+              </w:rPr>
+              <w:t>Manages permission rules</w:t>
+            </w:r>
           </w:p>
         </w:tc>
         <w:tc>
@@ -445,6 +530,13 @@
                 <w:lang w:eastAsia="en-US"/>
               </w:rPr>
             </w:pPr>
+            <w:r>
+              <w:rPr>
+                <w:rFonts w:eastAsia="Times New Roman" w:cs="Times New Roman"/>
+                <w:lang w:eastAsia="en-US"/>
+              </w:rPr>
+              <w:t>2.5.1-2.5.4</w:t>
+            </w:r>
           </w:p>
         </w:tc>
         <w:tc>
@@ -458,6 +550,13 @@
                 <w:lang w:eastAsia="en-US"/>
               </w:rPr>
             </w:pPr>
+            <w:r>
+              <w:rPr>
+                <w:rFonts w:eastAsia="Times New Roman" w:cs="Arial"/>
+                <w:lang w:eastAsia="en-US"/>
+              </w:rPr>
+              <w:t>AuthorizationService</w:t>
+            </w:r>
           </w:p>
         </w:tc>
       </w:tr>
@@ -471,9 +570,20 @@
             <w:pPr>
               <w:rPr>
                 <w:rFonts w:eastAsia="Times New Roman" w:cs="Arial"/>
-                <w:lang w:eastAsia="en-US"/>
-              </w:rPr>
-            </w:pPr>
+                <w:b/>
+                <w:bCs/>
+                <w:lang w:eastAsia="en-US"/>
+              </w:rPr>
+            </w:pPr>
+            <w:r>
+              <w:rPr>
+                <w:rFonts w:eastAsia="Times New Roman" w:cs="Arial"/>
+                <w:b/>
+                <w:bCs/>
+                <w:lang w:eastAsia="en-US"/>
+              </w:rPr>
+              <w:t>Authority Check</w:t>
+            </w:r>
           </w:p>
         </w:tc>
         <w:tc>
@@ -488,6 +598,13 @@
                 <w:lang w:eastAsia="en-US"/>
               </w:rPr>
             </w:pPr>
+            <w:r>
+              <w:rPr>
+                <w:rFonts w:eastAsia="Times New Roman" w:cs="Arial"/>
+                <w:lang w:eastAsia="en-US"/>
+              </w:rPr>
+              <w:t>RoleManager</w:t>
+            </w:r>
           </w:p>
         </w:tc>
         <w:tc>
@@ -502,6 +619,13 @@
                 <w:lang w:eastAsia="en-US"/>
               </w:rPr>
             </w:pPr>
+            <w:r>
+              <w:rPr>
+                <w:rFonts w:eastAsia="Times New Roman" w:cs="Arial"/>
+                <w:lang w:eastAsia="en-US"/>
+              </w:rPr>
+              <w:t>Class</w:t>
+            </w:r>
           </w:p>
         </w:tc>
         <w:tc>
@@ -516,6 +640,13 @@
                 <w:lang w:eastAsia="en-US"/>
               </w:rPr>
             </w:pPr>
+            <w:r>
+              <w:rPr>
+                <w:rFonts w:eastAsia="Times New Roman" w:cs="Arial"/>
+                <w:lang w:eastAsia="en-US"/>
+              </w:rPr>
+              <w:t>Determines user roles</w:t>
+            </w:r>
           </w:p>
         </w:tc>
         <w:tc>
@@ -530,6 +661,13 @@
                 <w:lang w:eastAsia="en-US"/>
               </w:rPr>
             </w:pPr>
+            <w:r>
+              <w:rPr>
+                <w:rFonts w:eastAsia="Times New Roman" w:cs="Times New Roman"/>
+                <w:lang w:eastAsia="en-US"/>
+              </w:rPr>
+              <w:t>2.5.1-2.5.4</w:t>
+            </w:r>
           </w:p>
         </w:tc>
         <w:tc>
@@ -544,6 +682,13 @@
                 <w:lang w:eastAsia="en-US"/>
               </w:rPr>
             </w:pPr>
+            <w:r>
+              <w:rPr>
+                <w:rFonts w:eastAsia="Times New Roman" w:cs="Arial"/>
+                <w:lang w:eastAsia="en-US"/>
+              </w:rPr>
+              <w:t>AuthorizationService</w:t>
+            </w:r>
           </w:p>
         </w:tc>
       </w:tr>
@@ -556,9 +701,20 @@
             <w:pPr>
               <w:rPr>
                 <w:rFonts w:eastAsia="Times New Roman" w:cs="Arial"/>
-                <w:lang w:eastAsia="en-US"/>
-              </w:rPr>
-            </w:pPr>
+                <w:b/>
+                <w:bCs/>
+                <w:lang w:eastAsia="en-US"/>
+              </w:rPr>
+            </w:pPr>
+            <w:r>
+              <w:rPr>
+                <w:rFonts w:eastAsia="Times New Roman" w:cs="Arial"/>
+                <w:b/>
+                <w:bCs/>
+                <w:lang w:eastAsia="en-US"/>
+              </w:rPr>
+              <w:t>Authority Check</w:t>
+            </w:r>
           </w:p>
         </w:tc>
         <w:tc>
@@ -572,6 +728,13 @@
                 <w:lang w:eastAsia="en-US"/>
               </w:rPr>
             </w:pPr>
+            <w:r>
+              <w:rPr>
+                <w:rFonts w:eastAsia="Times New Roman" w:cs="Arial"/>
+                <w:lang w:eastAsia="en-US"/>
+              </w:rPr>
+              <w:t>verifyOwner()</w:t>
+            </w:r>
           </w:p>
         </w:tc>
         <w:tc>
@@ -585,6 +748,13 @@
                 <w:lang w:eastAsia="en-US"/>
               </w:rPr>
             </w:pPr>
+            <w:r>
+              <w:rPr>
+                <w:rFonts w:eastAsia="Times New Roman" w:cs="Arial"/>
+                <w:lang w:eastAsia="en-US"/>
+              </w:rPr>
+              <w:t>Method</w:t>
+            </w:r>
           </w:p>
         </w:tc>
         <w:tc>
@@ -598,6 +768,13 @@
                 <w:lang w:eastAsia="en-US"/>
               </w:rPr>
             </w:pPr>
+            <w:r>
+              <w:rPr>
+                <w:rFonts w:eastAsia="Times New Roman" w:cs="Arial"/>
+                <w:lang w:eastAsia="en-US"/>
+              </w:rPr>
+              <w:t>Verifies that a user owns a given job listing</w:t>
+            </w:r>
           </w:p>
         </w:tc>
         <w:tc>
@@ -611,6 +788,13 @@
                 <w:lang w:eastAsia="en-US"/>
               </w:rPr>
             </w:pPr>
+            <w:r>
+              <w:rPr>
+                <w:rFonts w:eastAsia="Times New Roman" w:cs="Times New Roman"/>
+                <w:lang w:eastAsia="en-US"/>
+              </w:rPr>
+              <w:t>2.5.1-2.5.4</w:t>
+            </w:r>
           </w:p>
         </w:tc>
         <w:tc>
@@ -624,6 +808,27 @@
                 <w:lang w:eastAsia="en-US"/>
               </w:rPr>
             </w:pPr>
+            <w:r>
+              <w:rPr>
+                <w:rFonts w:eastAsia="Times New Roman" w:cs="Arial"/>
+                <w:lang w:eastAsia="en-US"/>
+              </w:rPr>
+              <w:t>AuthorizationService</w:t>
+            </w:r>
+            <w:r>
+              <w:rPr>
+                <w:rFonts w:eastAsia="Times New Roman" w:cs="Arial"/>
+                <w:lang w:eastAsia="en-US"/>
+              </w:rPr>
+              <w:t xml:space="preserve">, </w:t>
+            </w:r>
+            <w:r>
+              <w:rPr>
+                <w:rFonts w:eastAsia="Times New Roman" w:cs="Arial"/>
+                <w:lang w:eastAsia="en-US"/>
+              </w:rPr>
+              <w:t>PermissionManager</w:t>
+            </w:r>
           </w:p>
         </w:tc>
       </w:tr>
@@ -637,9 +842,20 @@
             <w:pPr>
               <w:rPr>
                 <w:rFonts w:eastAsia="Times New Roman" w:cs="Arial"/>
-                <w:lang w:eastAsia="en-US"/>
-              </w:rPr>
-            </w:pPr>
+                <w:b/>
+                <w:bCs/>
+                <w:lang w:eastAsia="en-US"/>
+              </w:rPr>
+            </w:pPr>
+            <w:r>
+              <w:rPr>
+                <w:rFonts w:eastAsia="Times New Roman" w:cs="Arial"/>
+                <w:b/>
+                <w:bCs/>
+                <w:lang w:eastAsia="en-US"/>
+              </w:rPr>
+              <w:t>Authority Check</w:t>
+            </w:r>
           </w:p>
         </w:tc>
         <w:tc>
@@ -654,6 +870,13 @@
                 <w:lang w:eastAsia="en-US"/>
               </w:rPr>
             </w:pPr>
+            <w:r>
+              <w:rPr>
+                <w:rFonts w:eastAsia="Times New Roman" w:cs="Arial"/>
+                <w:lang w:eastAsia="en-US"/>
+              </w:rPr>
+              <w:t>canCreateJob()</w:t>
+            </w:r>
           </w:p>
         </w:tc>
         <w:tc>
@@ -668,6 +891,13 @@
                 <w:lang w:eastAsia="en-US"/>
               </w:rPr>
             </w:pPr>
+            <w:r>
+              <w:rPr>
+                <w:rFonts w:eastAsia="Times New Roman" w:cs="Arial"/>
+                <w:lang w:eastAsia="en-US"/>
+              </w:rPr>
+              <w:t>Method</w:t>
+            </w:r>
           </w:p>
         </w:tc>
         <w:tc>
@@ -682,6 +912,13 @@
                 <w:lang w:eastAsia="en-US"/>
               </w:rPr>
             </w:pPr>
+            <w:r>
+              <w:rPr>
+                <w:rFonts w:eastAsia="Times New Roman" w:cs="Arial"/>
+                <w:lang w:eastAsia="en-US"/>
+              </w:rPr>
+              <w:t>Checks if a user is allowed to post a job</w:t>
+            </w:r>
           </w:p>
         </w:tc>
         <w:tc>
@@ -696,6 +933,13 @@
                 <w:lang w:eastAsia="en-US"/>
               </w:rPr>
             </w:pPr>
+            <w:r>
+              <w:rPr>
+                <w:rFonts w:eastAsia="Times New Roman" w:cs="Times New Roman"/>
+                <w:lang w:eastAsia="en-US"/>
+              </w:rPr>
+              <w:t>2.5.1-2.5.4</w:t>
+            </w:r>
           </w:p>
         </w:tc>
         <w:tc>
@@ -710,6 +954,27 @@
                 <w:lang w:eastAsia="en-US"/>
               </w:rPr>
             </w:pPr>
+            <w:r>
+              <w:rPr>
+                <w:rFonts w:eastAsia="Times New Roman" w:cs="Arial"/>
+                <w:lang w:eastAsia="en-US"/>
+              </w:rPr>
+              <w:t>AuthorizationService</w:t>
+            </w:r>
+            <w:r>
+              <w:rPr>
+                <w:rFonts w:eastAsia="Times New Roman" w:cs="Arial"/>
+                <w:lang w:eastAsia="en-US"/>
+              </w:rPr>
+              <w:t xml:space="preserve">, </w:t>
+            </w:r>
+            <w:r>
+              <w:rPr>
+                <w:rFonts w:eastAsia="Times New Roman" w:cs="Arial"/>
+                <w:lang w:eastAsia="en-US"/>
+              </w:rPr>
+              <w:t>PermissionManager</w:t>
+            </w:r>
           </w:p>
         </w:tc>
       </w:tr>
@@ -722,9 +987,20 @@
             <w:pPr>
               <w:rPr>
                 <w:rFonts w:eastAsia="Times New Roman" w:cs="Arial"/>
-                <w:lang w:eastAsia="en-US"/>
-              </w:rPr>
-            </w:pPr>
+                <w:b/>
+                <w:bCs/>
+                <w:lang w:eastAsia="en-US"/>
+              </w:rPr>
+            </w:pPr>
+            <w:r>
+              <w:rPr>
+                <w:rFonts w:eastAsia="Times New Roman" w:cs="Arial"/>
+                <w:b/>
+                <w:bCs/>
+                <w:lang w:eastAsia="en-US"/>
+              </w:rPr>
+              <w:t>Authority Check</w:t>
+            </w:r>
           </w:p>
         </w:tc>
         <w:tc>
@@ -738,6 +1014,13 @@
                 <w:lang w:eastAsia="en-US"/>
               </w:rPr>
             </w:pPr>
+            <w:r>
+              <w:rPr>
+                <w:rFonts w:eastAsia="Times New Roman" w:cs="Arial"/>
+                <w:lang w:eastAsia="en-US"/>
+              </w:rPr>
+              <w:t>canEditJob()</w:t>
+            </w:r>
           </w:p>
         </w:tc>
         <w:tc>
@@ -751,6 +1034,13 @@
                 <w:lang w:eastAsia="en-US"/>
               </w:rPr>
             </w:pPr>
+            <w:r>
+              <w:rPr>
+                <w:rFonts w:eastAsia="Times New Roman" w:cs="Arial"/>
+                <w:lang w:eastAsia="en-US"/>
+              </w:rPr>
+              <w:t>Method</w:t>
+            </w:r>
           </w:p>
         </w:tc>
         <w:tc>
@@ -764,6 +1054,13 @@
                 <w:lang w:eastAsia="en-US"/>
               </w:rPr>
             </w:pPr>
+            <w:r>
+              <w:rPr>
+                <w:rFonts w:eastAsia="Times New Roman" w:cs="Arial"/>
+                <w:lang w:eastAsia="en-US"/>
+              </w:rPr>
+              <w:t>Checks if a user is allowed to edit a job</w:t>
+            </w:r>
           </w:p>
         </w:tc>
         <w:tc>
@@ -777,6 +1074,13 @@
                 <w:lang w:eastAsia="en-US"/>
               </w:rPr>
             </w:pPr>
+            <w:r>
+              <w:rPr>
+                <w:rFonts w:eastAsia="Times New Roman" w:cs="Times New Roman"/>
+                <w:lang w:eastAsia="en-US"/>
+              </w:rPr>
+              <w:t>2.5.1-2.5.4</w:t>
+            </w:r>
           </w:p>
         </w:tc>
         <w:tc>
@@ -790,258 +1094,27 @@
                 <w:lang w:eastAsia="en-US"/>
               </w:rPr>
             </w:pPr>
-          </w:p>
-        </w:tc>
-      </w:tr>
-      <w:tr>
-        <w:tc>
-          <w:tcPr>
-            <w:tcW w:w="1290" w:type="dxa"/>
-            <w:shd w:val="clear" w:color="auto" w:fill="CCCCCC" w:themeFill="text1" w:themeFillTint="33"/>
-          </w:tcPr>
-          <w:p>
-            <w:pPr>
-              <w:rPr>
-                <w:rFonts w:eastAsia="Times New Roman" w:cs="Arial"/>
-                <w:lang w:eastAsia="en-US"/>
-              </w:rPr>
-            </w:pPr>
-          </w:p>
-        </w:tc>
-        <w:tc>
-          <w:tcPr>
-            <w:tcW w:w="1903" w:type="dxa"/>
-            <w:shd w:val="clear" w:color="auto" w:fill="CCCCCC" w:themeFill="text1" w:themeFillTint="33"/>
-          </w:tcPr>
-          <w:p>
-            <w:pPr>
-              <w:rPr>
-                <w:rFonts w:eastAsia="Times New Roman" w:cs="Arial"/>
-                <w:lang w:eastAsia="en-US"/>
-              </w:rPr>
-            </w:pPr>
-          </w:p>
-        </w:tc>
-        <w:tc>
-          <w:tcPr>
-            <w:tcW w:w="1133" w:type="dxa"/>
-            <w:shd w:val="clear" w:color="auto" w:fill="CCCCCC" w:themeFill="text1" w:themeFillTint="33"/>
-          </w:tcPr>
-          <w:p>
-            <w:pPr>
-              <w:rPr>
-                <w:rFonts w:eastAsia="Times New Roman" w:cs="Arial"/>
-                <w:lang w:eastAsia="en-US"/>
-              </w:rPr>
-            </w:pPr>
-          </w:p>
-        </w:tc>
-        <w:tc>
-          <w:tcPr>
-            <w:tcW w:w="1979" w:type="dxa"/>
-            <w:shd w:val="clear" w:color="auto" w:fill="CCCCCC" w:themeFill="text1" w:themeFillTint="33"/>
-          </w:tcPr>
-          <w:p>
-            <w:pPr>
-              <w:rPr>
-                <w:rFonts w:eastAsia="Times New Roman" w:cs="Arial"/>
-                <w:lang w:eastAsia="en-US"/>
-              </w:rPr>
-            </w:pPr>
-          </w:p>
-        </w:tc>
-        <w:tc>
-          <w:tcPr>
-            <w:tcW w:w="885" w:type="dxa"/>
-            <w:shd w:val="clear" w:color="auto" w:fill="CCCCCC" w:themeFill="text1" w:themeFillTint="33"/>
-          </w:tcPr>
-          <w:p>
-            <w:pPr>
-              <w:rPr>
-                <w:rFonts w:eastAsia="Times New Roman" w:cs="Times New Roman"/>
-                <w:lang w:eastAsia="en-US"/>
-              </w:rPr>
-            </w:pPr>
-          </w:p>
-        </w:tc>
-        <w:tc>
-          <w:tcPr>
-            <w:tcW w:w="2160" w:type="dxa"/>
-            <w:shd w:val="clear" w:color="auto" w:fill="CCCCCC" w:themeFill="text1" w:themeFillTint="33"/>
-          </w:tcPr>
-          <w:p>
-            <w:pPr>
-              <w:rPr>
-                <w:rFonts w:eastAsia="Times New Roman" w:cs="Times New Roman"/>
-                <w:lang w:eastAsia="en-US"/>
-              </w:rPr>
-            </w:pPr>
-          </w:p>
-        </w:tc>
-      </w:tr>
-      <w:tr>
-        <w:tc>
-          <w:tcPr>
-            <w:tcW w:w="1290" w:type="dxa"/>
-          </w:tcPr>
-          <w:p>
-            <w:pPr>
-              <w:rPr>
-                <w:rFonts w:eastAsia="Times New Roman" w:cs="Arial"/>
-                <w:lang w:eastAsia="en-US"/>
-              </w:rPr>
-            </w:pPr>
-          </w:p>
-        </w:tc>
-        <w:tc>
-          <w:tcPr>
-            <w:tcW w:w="1903" w:type="dxa"/>
-          </w:tcPr>
-          <w:p>
-            <w:pPr>
-              <w:rPr>
-                <w:rFonts w:eastAsia="Times New Roman" w:cs="Arial"/>
-                <w:lang w:eastAsia="en-US"/>
-              </w:rPr>
-            </w:pPr>
-          </w:p>
-        </w:tc>
-        <w:tc>
-          <w:tcPr>
-            <w:tcW w:w="1133" w:type="dxa"/>
-          </w:tcPr>
-          <w:p>
-            <w:pPr>
-              <w:rPr>
-                <w:rFonts w:eastAsia="Times New Roman" w:cs="Arial"/>
-                <w:lang w:eastAsia="en-US"/>
-              </w:rPr>
-            </w:pPr>
-          </w:p>
-        </w:tc>
-        <w:tc>
-          <w:tcPr>
-            <w:tcW w:w="1979" w:type="dxa"/>
-          </w:tcPr>
-          <w:p>
-            <w:pPr>
-              <w:rPr>
-                <w:rFonts w:eastAsia="Times New Roman" w:cs="Arial"/>
-                <w:lang w:eastAsia="en-US"/>
-              </w:rPr>
-            </w:pPr>
-          </w:p>
-        </w:tc>
-        <w:tc>
-          <w:tcPr>
-            <w:tcW w:w="885" w:type="dxa"/>
-          </w:tcPr>
-          <w:p>
-            <w:pPr>
-              <w:rPr>
-                <w:rFonts w:eastAsia="Times New Roman" w:cs="Times New Roman"/>
-                <w:lang w:eastAsia="en-US"/>
-              </w:rPr>
-            </w:pPr>
-          </w:p>
-        </w:tc>
-        <w:tc>
-          <w:tcPr>
-            <w:tcW w:w="2160" w:type="dxa"/>
-          </w:tcPr>
-          <w:p>
-            <w:pPr>
-              <w:rPr>
-                <w:rFonts w:eastAsia="Times New Roman" w:cs="Times New Roman"/>
-                <w:lang w:eastAsia="en-US"/>
-              </w:rPr>
-            </w:pPr>
-          </w:p>
-        </w:tc>
-      </w:tr>
-      <w:tr>
-        <w:tc>
-          <w:tcPr>
-            <w:tcW w:w="1290" w:type="dxa"/>
-            <w:shd w:val="clear" w:color="auto" w:fill="CCCCCC" w:themeFill="text1" w:themeFillTint="33"/>
-          </w:tcPr>
-          <w:p>
-            <w:pPr>
-              <w:rPr>
-                <w:rFonts w:eastAsia="Times New Roman" w:cs="Arial"/>
-                <w:lang w:eastAsia="en-US"/>
-              </w:rPr>
-            </w:pPr>
-          </w:p>
-        </w:tc>
-        <w:tc>
-          <w:tcPr>
-            <w:tcW w:w="1903" w:type="dxa"/>
-            <w:shd w:val="clear" w:color="auto" w:fill="CCCCCC" w:themeFill="text1" w:themeFillTint="33"/>
-          </w:tcPr>
-          <w:p>
-            <w:pPr>
-              <w:rPr>
-                <w:rFonts w:eastAsia="Times New Roman" w:cs="Arial"/>
-                <w:lang w:eastAsia="en-US"/>
-              </w:rPr>
-            </w:pPr>
-          </w:p>
-        </w:tc>
-        <w:tc>
-          <w:tcPr>
-            <w:tcW w:w="1133" w:type="dxa"/>
-            <w:shd w:val="clear" w:color="auto" w:fill="CCCCCC" w:themeFill="text1" w:themeFillTint="33"/>
-          </w:tcPr>
-          <w:p>
-            <w:pPr>
-              <w:rPr>
-                <w:rFonts w:eastAsia="Times New Roman" w:cs="Arial"/>
-                <w:lang w:eastAsia="en-US"/>
-              </w:rPr>
-            </w:pPr>
-          </w:p>
-        </w:tc>
-        <w:tc>
-          <w:tcPr>
-            <w:tcW w:w="1979" w:type="dxa"/>
-            <w:shd w:val="clear" w:color="auto" w:fill="CCCCCC" w:themeFill="text1" w:themeFillTint="33"/>
-          </w:tcPr>
-          <w:p>
-            <w:pPr>
-              <w:rPr>
-                <w:rFonts w:eastAsia="Times New Roman" w:cs="Arial"/>
-                <w:lang w:eastAsia="en-US"/>
-              </w:rPr>
-            </w:pPr>
-          </w:p>
-        </w:tc>
-        <w:tc>
-          <w:tcPr>
-            <w:tcW w:w="885" w:type="dxa"/>
-            <w:shd w:val="clear" w:color="auto" w:fill="CCCCCC" w:themeFill="text1" w:themeFillTint="33"/>
-          </w:tcPr>
-          <w:p>
-            <w:pPr>
-              <w:rPr>
-                <w:rFonts w:eastAsia="Times New Roman" w:cs="Times New Roman"/>
-                <w:lang w:eastAsia="en-US"/>
-              </w:rPr>
-            </w:pPr>
-          </w:p>
-        </w:tc>
-        <w:tc>
-          <w:tcPr>
-            <w:tcW w:w="2160" w:type="dxa"/>
-            <w:shd w:val="clear" w:color="auto" w:fill="CCCCCC" w:themeFill="text1" w:themeFillTint="33"/>
-          </w:tcPr>
-          <w:p>
-            <w:pPr>
-              <w:rPr>
-                <w:rFonts w:eastAsia="Times New Roman" w:cs="Times New Roman"/>
-                <w:lang w:eastAsia="en-US"/>
-              </w:rPr>
-            </w:pPr>
+            <w:r>
+              <w:rPr>
+                <w:rFonts w:eastAsia="Times New Roman" w:cs="Arial"/>
+                <w:lang w:eastAsia="en-US"/>
+              </w:rPr>
+              <w:t>AuthorizationService</w:t>
+            </w:r>
+            <w:r>
+              <w:rPr>
+                <w:rFonts w:eastAsia="Times New Roman" w:cs="Arial"/>
+                <w:lang w:eastAsia="en-US"/>
+              </w:rPr>
+              <w:t xml:space="preserve">, </w:t>
+            </w:r>
+            <w:r>
+              <w:rPr>
+                <w:rFonts w:eastAsia="Times New Roman" w:cs="Arial"/>
+                <w:lang w:eastAsia="en-US"/>
+              </w:rPr>
+              <w:t>PermissionManager</w:t>
+            </w:r>
           </w:p>
         </w:tc>
       </w:tr>
@@ -1111,8 +1184,8 @@
         <w:tblLook w:val="04A0" w:firstRow="1" w:lastRow="0" w:firstColumn="1" w:lastColumn="0" w:noHBand="0" w:noVBand="1"/>
       </w:tblPr>
       <w:tblGrid>
-        <w:gridCol w:w="1290"/>
-        <w:gridCol w:w="1903"/>
+        <w:gridCol w:w="1615"/>
+        <w:gridCol w:w="1578"/>
         <w:gridCol w:w="1133"/>
         <w:gridCol w:w="1979"/>
         <w:gridCol w:w="885"/>
@@ -1126,7 +1199,7 @@
         </w:trPr>
         <w:tc>
           <w:tcPr>
-            <w:tcW w:w="1290" w:type="dxa"/>
+            <w:tcW w:w="1615" w:type="dxa"/>
             <w:tcBorders>
               <w:top w:val="single" w:sz="4" w:space="0" w:color="000000"/>
               <w:left w:val="single" w:sz="4" w:space="0" w:color="000000"/>
@@ -1161,7 +1234,7 @@
         </w:tc>
         <w:tc>
           <w:tcPr>
-            <w:tcW w:w="1903" w:type="dxa"/>
+            <w:tcW w:w="1578" w:type="dxa"/>
             <w:tcBorders>
               <w:top w:val="single" w:sz="4" w:space="0" w:color="000000"/>
               <w:left w:val="single" w:sz="4" w:space="0" w:color="FFFFFF"/>
@@ -1338,50 +1411,32 @@
       <w:tr>
         <w:tc>
           <w:tcPr>
-            <w:tcW w:w="1290" w:type="dxa"/>
-            <w:shd w:val="clear" w:color="auto" w:fill="CCCCCC" w:themeFill="text1" w:themeFillTint="33"/>
-          </w:tcPr>
-          <w:p>
-            <w:pPr>
-              <w:rPr>
-                <w:rFonts w:eastAsia="Times New Roman" w:cs="Arial"/>
-                <w:b/>
-                <w:bCs/>
-                <w:lang w:eastAsia="en-US"/>
-              </w:rPr>
-            </w:pPr>
-            <w:r>
-              <w:rPr>
-                <w:rFonts w:eastAsia="Times New Roman" w:cs="Arial"/>
-                <w:b/>
-                <w:bCs/>
-                <w:lang w:eastAsia="en-US"/>
-              </w:rPr>
-              <w:t>Post</w:t>
-            </w:r>
-            <w:r>
-              <w:rPr>
-                <w:rFonts w:eastAsia="Times New Roman" w:cs="Arial"/>
-                <w:b/>
-                <w:bCs/>
-                <w:lang w:eastAsia="en-US"/>
-              </w:rPr>
-              <w:t xml:space="preserve"> </w:t>
-            </w:r>
-            <w:r>
-              <w:rPr>
-                <w:rFonts w:eastAsia="Times New Roman" w:cs="Arial"/>
-                <w:b/>
-                <w:bCs/>
-                <w:lang w:eastAsia="en-US"/>
-              </w:rPr>
-              <w:t>Editor</w:t>
-            </w:r>
-          </w:p>
-        </w:tc>
-        <w:tc>
-          <w:tcPr>
-            <w:tcW w:w="1903" w:type="dxa"/>
+            <w:tcW w:w="1615" w:type="dxa"/>
+            <w:shd w:val="clear" w:color="auto" w:fill="CCCCCC" w:themeFill="text1" w:themeFillTint="33"/>
+          </w:tcPr>
+          <w:p>
+            <w:pPr>
+              <w:rPr>
+                <w:rFonts w:eastAsia="Times New Roman" w:cs="Arial"/>
+                <w:b/>
+                <w:bCs/>
+                <w:lang w:eastAsia="en-US"/>
+              </w:rPr>
+            </w:pPr>
+            <w:r>
+              <w:rPr>
+                <w:rFonts w:eastAsia="Times New Roman" w:cs="Arial"/>
+                <w:b/>
+                <w:bCs/>
+                <w:lang w:eastAsia="en-US"/>
+              </w:rPr>
+              <w:t>Post Management Controller</w:t>
+            </w:r>
+          </w:p>
+        </w:tc>
+        <w:tc>
+          <w:tcPr>
+            <w:tcW w:w="1578" w:type="dxa"/>
             <w:shd w:val="clear" w:color="auto" w:fill="CCCCCC" w:themeFill="text1" w:themeFillTint="33"/>
           </w:tcPr>
           <w:p>
@@ -1454,6 +1509,13 @@
                 <w:lang w:eastAsia="en-US"/>
               </w:rPr>
             </w:pPr>
+            <w:r>
+              <w:rPr>
+                <w:rFonts w:eastAsia="Times New Roman" w:cs="Times New Roman"/>
+                <w:lang w:eastAsia="en-US"/>
+              </w:rPr>
+              <w:t>2.5.1-2.5.4</w:t>
+            </w:r>
           </w:p>
         </w:tc>
         <w:tc>
@@ -1481,29 +1543,29 @@
       <w:tr>
         <w:tc>
           <w:tcPr>
-            <w:tcW w:w="1290" w:type="dxa"/>
-          </w:tcPr>
-          <w:p>
-            <w:pPr>
-              <w:rPr>
-                <w:rFonts w:eastAsia="Times New Roman" w:cs="Arial"/>
-                <w:lang w:eastAsia="en-US"/>
-              </w:rPr>
-            </w:pPr>
-            <w:r>
-              <w:rPr>
-                <w:rFonts w:eastAsia="Times New Roman" w:cs="Arial"/>
-                <w:b/>
-                <w:bCs/>
-                <w:lang w:eastAsia="en-US"/>
-              </w:rPr>
-              <w:t>Post Editor</w:t>
-            </w:r>
-          </w:p>
-        </w:tc>
-        <w:tc>
-          <w:tcPr>
-            <w:tcW w:w="1903" w:type="dxa"/>
+            <w:tcW w:w="1615" w:type="dxa"/>
+          </w:tcPr>
+          <w:p>
+            <w:pPr>
+              <w:rPr>
+                <w:rFonts w:eastAsia="Times New Roman" w:cs="Arial"/>
+                <w:lang w:eastAsia="en-US"/>
+              </w:rPr>
+            </w:pPr>
+            <w:r>
+              <w:rPr>
+                <w:rFonts w:eastAsia="Times New Roman" w:cs="Arial"/>
+                <w:b/>
+                <w:bCs/>
+                <w:lang w:eastAsia="en-US"/>
+              </w:rPr>
+              <w:t>Post Management Controller</w:t>
+            </w:r>
+          </w:p>
+        </w:tc>
+        <w:tc>
+          <w:tcPr>
+            <w:tcW w:w="1578" w:type="dxa"/>
           </w:tcPr>
           <w:p>
             <w:pPr>
@@ -1572,6 +1634,13 @@
                 <w:lang w:eastAsia="en-US"/>
               </w:rPr>
             </w:pPr>
+            <w:r>
+              <w:rPr>
+                <w:rFonts w:eastAsia="Times New Roman" w:cs="Times New Roman"/>
+                <w:lang w:eastAsia="en-US"/>
+              </w:rPr>
+              <w:t>2.5.1-2.5.4</w:t>
+            </w:r>
           </w:p>
         </w:tc>
         <w:tc>
@@ -1598,30 +1667,30 @@
       <w:tr>
         <w:tc>
           <w:tcPr>
-            <w:tcW w:w="1290" w:type="dxa"/>
-            <w:shd w:val="clear" w:color="auto" w:fill="CCCCCC" w:themeFill="text1" w:themeFillTint="33"/>
-          </w:tcPr>
-          <w:p>
-            <w:pPr>
-              <w:rPr>
-                <w:rFonts w:eastAsia="Times New Roman" w:cs="Arial"/>
-                <w:lang w:eastAsia="en-US"/>
-              </w:rPr>
-            </w:pPr>
-            <w:r>
-              <w:rPr>
-                <w:rFonts w:eastAsia="Times New Roman" w:cs="Arial"/>
-                <w:b/>
-                <w:bCs/>
-                <w:lang w:eastAsia="en-US"/>
-              </w:rPr>
-              <w:t>Post Editor</w:t>
-            </w:r>
-          </w:p>
-        </w:tc>
-        <w:tc>
-          <w:tcPr>
-            <w:tcW w:w="1903" w:type="dxa"/>
+            <w:tcW w:w="1615" w:type="dxa"/>
+            <w:shd w:val="clear" w:color="auto" w:fill="CCCCCC" w:themeFill="text1" w:themeFillTint="33"/>
+          </w:tcPr>
+          <w:p>
+            <w:pPr>
+              <w:rPr>
+                <w:rFonts w:eastAsia="Times New Roman" w:cs="Arial"/>
+                <w:lang w:eastAsia="en-US"/>
+              </w:rPr>
+            </w:pPr>
+            <w:r>
+              <w:rPr>
+                <w:rFonts w:eastAsia="Times New Roman" w:cs="Arial"/>
+                <w:b/>
+                <w:bCs/>
+                <w:lang w:eastAsia="en-US"/>
+              </w:rPr>
+              <w:t>Post Management Controller</w:t>
+            </w:r>
+          </w:p>
+        </w:tc>
+        <w:tc>
+          <w:tcPr>
+            <w:tcW w:w="1578" w:type="dxa"/>
             <w:shd w:val="clear" w:color="auto" w:fill="CCCCCC" w:themeFill="text1" w:themeFillTint="33"/>
           </w:tcPr>
           <w:p>
@@ -1694,6 +1763,13 @@
                 <w:lang w:eastAsia="en-US"/>
               </w:rPr>
             </w:pPr>
+            <w:r>
+              <w:rPr>
+                <w:rFonts w:eastAsia="Times New Roman" w:cs="Times New Roman"/>
+                <w:lang w:eastAsia="en-US"/>
+              </w:rPr>
+              <w:t>2.5.1-2.5.4</w:t>
+            </w:r>
           </w:p>
         </w:tc>
         <w:tc>
@@ -1721,29 +1797,29 @@
       <w:tr>
         <w:tc>
           <w:tcPr>
-            <w:tcW w:w="1290" w:type="dxa"/>
-          </w:tcPr>
-          <w:p>
-            <w:pPr>
-              <w:rPr>
-                <w:rFonts w:eastAsia="Times New Roman" w:cs="Arial"/>
-                <w:lang w:eastAsia="en-US"/>
-              </w:rPr>
-            </w:pPr>
-            <w:r>
-              <w:rPr>
-                <w:rFonts w:eastAsia="Times New Roman" w:cs="Arial"/>
-                <w:b/>
-                <w:bCs/>
-                <w:lang w:eastAsia="en-US"/>
-              </w:rPr>
-              <w:t>Post Editor</w:t>
-            </w:r>
-          </w:p>
-        </w:tc>
-        <w:tc>
-          <w:tcPr>
-            <w:tcW w:w="1903" w:type="dxa"/>
+            <w:tcW w:w="1615" w:type="dxa"/>
+          </w:tcPr>
+          <w:p>
+            <w:pPr>
+              <w:rPr>
+                <w:rFonts w:eastAsia="Times New Roman" w:cs="Arial"/>
+                <w:lang w:eastAsia="en-US"/>
+              </w:rPr>
+            </w:pPr>
+            <w:r>
+              <w:rPr>
+                <w:rFonts w:eastAsia="Times New Roman" w:cs="Arial"/>
+                <w:b/>
+                <w:bCs/>
+                <w:lang w:eastAsia="en-US"/>
+              </w:rPr>
+              <w:t>Post Management Controller</w:t>
+            </w:r>
+          </w:p>
+        </w:tc>
+        <w:tc>
+          <w:tcPr>
+            <w:tcW w:w="1578" w:type="dxa"/>
           </w:tcPr>
           <w:p>
             <w:pPr>
@@ -1812,6 +1888,13 @@
                 <w:lang w:eastAsia="en-US"/>
               </w:rPr>
             </w:pPr>
+            <w:r>
+              <w:rPr>
+                <w:rFonts w:eastAsia="Times New Roman" w:cs="Times New Roman"/>
+                <w:lang w:eastAsia="en-US"/>
+              </w:rPr>
+              <w:t>2.5.1-2.5.4</w:t>
+            </w:r>
           </w:p>
         </w:tc>
         <w:tc>
@@ -1838,30 +1921,30 @@
       <w:tr>
         <w:tc>
           <w:tcPr>
-            <w:tcW w:w="1290" w:type="dxa"/>
-            <w:shd w:val="clear" w:color="auto" w:fill="CCCCCC" w:themeFill="text1" w:themeFillTint="33"/>
-          </w:tcPr>
-          <w:p>
-            <w:pPr>
-              <w:rPr>
-                <w:rFonts w:eastAsia="Times New Roman" w:cs="Arial"/>
-                <w:lang w:eastAsia="en-US"/>
-              </w:rPr>
-            </w:pPr>
-            <w:r>
-              <w:rPr>
-                <w:rFonts w:eastAsia="Times New Roman" w:cs="Arial"/>
-                <w:b/>
-                <w:bCs/>
-                <w:lang w:eastAsia="en-US"/>
-              </w:rPr>
-              <w:t>Post Editor</w:t>
-            </w:r>
-          </w:p>
-        </w:tc>
-        <w:tc>
-          <w:tcPr>
-            <w:tcW w:w="1903" w:type="dxa"/>
+            <w:tcW w:w="1615" w:type="dxa"/>
+            <w:shd w:val="clear" w:color="auto" w:fill="CCCCCC" w:themeFill="text1" w:themeFillTint="33"/>
+          </w:tcPr>
+          <w:p>
+            <w:pPr>
+              <w:rPr>
+                <w:rFonts w:eastAsia="Times New Roman" w:cs="Arial"/>
+                <w:lang w:eastAsia="en-US"/>
+              </w:rPr>
+            </w:pPr>
+            <w:r>
+              <w:rPr>
+                <w:rFonts w:eastAsia="Times New Roman" w:cs="Arial"/>
+                <w:b/>
+                <w:bCs/>
+                <w:lang w:eastAsia="en-US"/>
+              </w:rPr>
+              <w:t>Post Management Controller</w:t>
+            </w:r>
+          </w:p>
+        </w:tc>
+        <w:tc>
+          <w:tcPr>
+            <w:tcW w:w="1578" w:type="dxa"/>
             <w:shd w:val="clear" w:color="auto" w:fill="CCCCCC" w:themeFill="text1" w:themeFillTint="33"/>
           </w:tcPr>
           <w:p>
@@ -1934,6 +2017,13 @@
                 <w:lang w:eastAsia="en-US"/>
               </w:rPr>
             </w:pPr>
+            <w:r>
+              <w:rPr>
+                <w:rFonts w:eastAsia="Times New Roman" w:cs="Times New Roman"/>
+                <w:lang w:eastAsia="en-US"/>
+              </w:rPr>
+              <w:t>2.5.1-2.5.4</w:t>
+            </w:r>
           </w:p>
         </w:tc>
         <w:tc>
@@ -1961,29 +2051,29 @@
       <w:tr>
         <w:tc>
           <w:tcPr>
-            <w:tcW w:w="1290" w:type="dxa"/>
-          </w:tcPr>
-          <w:p>
-            <w:pPr>
-              <w:rPr>
-                <w:rFonts w:eastAsia="Times New Roman" w:cs="Arial"/>
-                <w:lang w:eastAsia="en-US"/>
-              </w:rPr>
-            </w:pPr>
-            <w:r>
-              <w:rPr>
-                <w:rFonts w:eastAsia="Times New Roman" w:cs="Arial"/>
-                <w:b/>
-                <w:bCs/>
-                <w:lang w:eastAsia="en-US"/>
-              </w:rPr>
-              <w:t>Post Editor</w:t>
-            </w:r>
-          </w:p>
-        </w:tc>
-        <w:tc>
-          <w:tcPr>
-            <w:tcW w:w="1903" w:type="dxa"/>
+            <w:tcW w:w="1615" w:type="dxa"/>
+          </w:tcPr>
+          <w:p>
+            <w:pPr>
+              <w:rPr>
+                <w:rFonts w:eastAsia="Times New Roman" w:cs="Arial"/>
+                <w:lang w:eastAsia="en-US"/>
+              </w:rPr>
+            </w:pPr>
+            <w:r>
+              <w:rPr>
+                <w:rFonts w:eastAsia="Times New Roman" w:cs="Arial"/>
+                <w:b/>
+                <w:bCs/>
+                <w:lang w:eastAsia="en-US"/>
+              </w:rPr>
+              <w:t>Post Management Controller</w:t>
+            </w:r>
+          </w:p>
+        </w:tc>
+        <w:tc>
+          <w:tcPr>
+            <w:tcW w:w="1578" w:type="dxa"/>
           </w:tcPr>
           <w:p>
             <w:pPr>
@@ -2052,6 +2142,13 @@
                 <w:lang w:eastAsia="en-US"/>
               </w:rPr>
             </w:pPr>
+            <w:r>
+              <w:rPr>
+                <w:rFonts w:eastAsia="Times New Roman" w:cs="Times New Roman"/>
+                <w:lang w:eastAsia="en-US"/>
+              </w:rPr>
+              <w:t>2.5.1-2.5.4</w:t>
+            </w:r>
           </w:p>
         </w:tc>
         <w:tc>
@@ -2078,30 +2175,30 @@
       <w:tr>
         <w:tc>
           <w:tcPr>
-            <w:tcW w:w="1290" w:type="dxa"/>
-            <w:shd w:val="clear" w:color="auto" w:fill="CCCCCC" w:themeFill="text1" w:themeFillTint="33"/>
-          </w:tcPr>
-          <w:p>
-            <w:pPr>
-              <w:rPr>
-                <w:rFonts w:eastAsia="Times New Roman" w:cs="Arial"/>
-                <w:lang w:eastAsia="en-US"/>
-              </w:rPr>
-            </w:pPr>
-            <w:r>
-              <w:rPr>
-                <w:rFonts w:eastAsia="Times New Roman" w:cs="Arial"/>
-                <w:b/>
-                <w:bCs/>
-                <w:lang w:eastAsia="en-US"/>
-              </w:rPr>
-              <w:t>Post Editor</w:t>
-            </w:r>
-          </w:p>
-        </w:tc>
-        <w:tc>
-          <w:tcPr>
-            <w:tcW w:w="1903" w:type="dxa"/>
+            <w:tcW w:w="1615" w:type="dxa"/>
+            <w:shd w:val="clear" w:color="auto" w:fill="CCCCCC" w:themeFill="text1" w:themeFillTint="33"/>
+          </w:tcPr>
+          <w:p>
+            <w:pPr>
+              <w:rPr>
+                <w:rFonts w:eastAsia="Times New Roman" w:cs="Arial"/>
+                <w:lang w:eastAsia="en-US"/>
+              </w:rPr>
+            </w:pPr>
+            <w:r>
+              <w:rPr>
+                <w:rFonts w:eastAsia="Times New Roman" w:cs="Arial"/>
+                <w:b/>
+                <w:bCs/>
+                <w:lang w:eastAsia="en-US"/>
+              </w:rPr>
+              <w:t>Post Management Controller</w:t>
+            </w:r>
+          </w:p>
+        </w:tc>
+        <w:tc>
+          <w:tcPr>
+            <w:tcW w:w="1578" w:type="dxa"/>
             <w:shd w:val="clear" w:color="auto" w:fill="CCCCCC" w:themeFill="text1" w:themeFillTint="33"/>
           </w:tcPr>
           <w:p>
@@ -2174,6 +2271,13 @@
                 <w:lang w:eastAsia="en-US"/>
               </w:rPr>
             </w:pPr>
+            <w:r>
+              <w:rPr>
+                <w:rFonts w:eastAsia="Times New Roman" w:cs="Times New Roman"/>
+                <w:lang w:eastAsia="en-US"/>
+              </w:rPr>
+              <w:t>2.5.1-2.5.4</w:t>
+            </w:r>
           </w:p>
         </w:tc>
         <w:tc>
@@ -2201,29 +2305,20 @@
       <w:tr>
         <w:tc>
           <w:tcPr>
-            <w:tcW w:w="1290" w:type="dxa"/>
-          </w:tcPr>
-          <w:p>
-            <w:pPr>
-              <w:rPr>
-                <w:rFonts w:eastAsia="Times New Roman" w:cs="Arial"/>
-                <w:lang w:eastAsia="en-US"/>
-              </w:rPr>
-            </w:pPr>
-            <w:r>
-              <w:rPr>
-                <w:rFonts w:eastAsia="Times New Roman" w:cs="Arial"/>
-                <w:b/>
-                <w:bCs/>
-                <w:lang w:eastAsia="en-US"/>
-              </w:rPr>
-              <w:t>Post Editor</w:t>
-            </w:r>
-          </w:p>
-        </w:tc>
-        <w:tc>
-          <w:tcPr>
-            <w:tcW w:w="1903" w:type="dxa"/>
+            <w:tcW w:w="1615" w:type="dxa"/>
+          </w:tcPr>
+          <w:p>
+            <w:pPr>
+              <w:rPr>
+                <w:rFonts w:eastAsia="Times New Roman" w:cs="Arial"/>
+                <w:lang w:eastAsia="en-US"/>
+              </w:rPr>
+            </w:pPr>
+          </w:p>
+        </w:tc>
+        <w:tc>
+          <w:tcPr>
+            <w:tcW w:w="1578" w:type="dxa"/>
           </w:tcPr>
           <w:p>
             <w:pPr>
@@ -2292,6 +2387,13 @@
                 <w:lang w:eastAsia="en-US"/>
               </w:rPr>
             </w:pPr>
+            <w:r>
+              <w:rPr>
+                <w:rFonts w:eastAsia="Times New Roman" w:cs="Times New Roman"/>
+                <w:lang w:eastAsia="en-US"/>
+              </w:rPr>
+              <w:t>2.5.1-2.5.4</w:t>
+            </w:r>
           </w:p>
         </w:tc>
         <w:tc>
@@ -2617,7 +2719,7 @@
                 <w:bCs/>
                 <w:lang w:eastAsia="en-US"/>
               </w:rPr>
-              <w:t>Post Validator</w:t>
+              <w:t>Validation Check</w:t>
             </w:r>
           </w:p>
         </w:tc>
@@ -2696,6 +2798,13 @@
                 <w:lang w:eastAsia="en-US"/>
               </w:rPr>
             </w:pPr>
+            <w:r>
+              <w:rPr>
+                <w:rFonts w:eastAsia="Times New Roman" w:cs="Times New Roman"/>
+                <w:lang w:eastAsia="en-US"/>
+              </w:rPr>
+              <w:t>2.5.1-2.5.4</w:t>
+            </w:r>
           </w:p>
         </w:tc>
         <w:tc>
@@ -2741,7 +2850,7 @@
                 <w:bCs/>
                 <w:lang w:eastAsia="en-US"/>
               </w:rPr>
-              <w:t>Post Validator</w:t>
+              <w:t>Validation Check</w:t>
             </w:r>
           </w:p>
         </w:tc>
@@ -2816,6 +2925,13 @@
                 <w:lang w:eastAsia="en-US"/>
               </w:rPr>
             </w:pPr>
+            <w:r>
+              <w:rPr>
+                <w:rFonts w:eastAsia="Times New Roman" w:cs="Times New Roman"/>
+                <w:lang w:eastAsia="en-US"/>
+              </w:rPr>
+              <w:t>2.5.1-2.5.4</w:t>
+            </w:r>
           </w:p>
         </w:tc>
         <w:tc>
@@ -2861,7 +2977,7 @@
                 <w:bCs/>
                 <w:lang w:eastAsia="en-US"/>
               </w:rPr>
-              <w:t>Post Validator</w:t>
+              <w:t>Validation Check</w:t>
             </w:r>
           </w:p>
         </w:tc>
@@ -2940,6 +3056,13 @@
                 <w:lang w:eastAsia="en-US"/>
               </w:rPr>
             </w:pPr>
+            <w:r>
+              <w:rPr>
+                <w:rFonts w:eastAsia="Times New Roman" w:cs="Times New Roman"/>
+                <w:lang w:eastAsia="en-US"/>
+              </w:rPr>
+              <w:t>2.5.1-2.5.4</w:t>
+            </w:r>
           </w:p>
         </w:tc>
         <w:tc>
@@ -2985,7 +3108,7 @@
                 <w:bCs/>
                 <w:lang w:eastAsia="en-US"/>
               </w:rPr>
-              <w:t>Post Validator</w:t>
+              <w:t>Validation Check</w:t>
             </w:r>
           </w:p>
         </w:tc>
@@ -3060,6 +3183,13 @@
                 <w:lang w:eastAsia="en-US"/>
               </w:rPr>
             </w:pPr>
+            <w:r>
+              <w:rPr>
+                <w:rFonts w:eastAsia="Times New Roman" w:cs="Times New Roman"/>
+                <w:lang w:eastAsia="en-US"/>
+              </w:rPr>
+              <w:t>2.5.1-2.5.4</w:t>
+            </w:r>
           </w:p>
         </w:tc>
         <w:tc>
@@ -3105,7 +3235,7 @@
                 <w:bCs/>
                 <w:lang w:eastAsia="en-US"/>
               </w:rPr>
-              <w:t>Post Validator</w:t>
+              <w:t>Validation Check</w:t>
             </w:r>
           </w:p>
         </w:tc>
@@ -3168,7 +3298,7 @@
                 <w:rFonts w:eastAsia="Times New Roman" w:cs="Arial"/>
                 <w:lang w:eastAsia="en-US"/>
               </w:rPr>
-              <w:t>Evaluates text strings if there is any forbidden term and/or inappropriate content</w:t>
+              <w:t>Searches text strings for forbidden terms</w:t>
             </w:r>
           </w:p>
         </w:tc>
@@ -3184,6 +3314,13 @@
                 <w:lang w:eastAsia="en-US"/>
               </w:rPr>
             </w:pPr>
+            <w:r>
+              <w:rPr>
+                <w:rFonts w:eastAsia="Times New Roman" w:cs="Times New Roman"/>
+                <w:lang w:eastAsia="en-US"/>
+              </w:rPr>
+              <w:t>2.5.1-2.5.4</w:t>
+            </w:r>
           </w:p>
         </w:tc>
         <w:tc>
@@ -3229,7 +3366,7 @@
                 <w:bCs/>
                 <w:lang w:eastAsia="en-US"/>
               </w:rPr>
-              <w:t>Post Validator</w:t>
+              <w:t>Validation Check</w:t>
             </w:r>
           </w:p>
         </w:tc>
@@ -3304,6 +3441,13 @@
                 <w:lang w:eastAsia="en-US"/>
               </w:rPr>
             </w:pPr>
+            <w:r>
+              <w:rPr>
+                <w:rFonts w:eastAsia="Times New Roman" w:cs="Times New Roman"/>
+                <w:lang w:eastAsia="en-US"/>
+              </w:rPr>
+              <w:t>2.5.1-2.5.4</w:t>
+            </w:r>
           </w:p>
         </w:tc>
         <w:tc>
@@ -3349,7 +3493,7 @@
                 <w:bCs/>
                 <w:lang w:eastAsia="en-US"/>
               </w:rPr>
-              <w:t>Post Validator</w:t>
+              <w:t>Validation Check</w:t>
             </w:r>
           </w:p>
         </w:tc>
@@ -3428,6 +3572,13 @@
                 <w:lang w:eastAsia="en-US"/>
               </w:rPr>
             </w:pPr>
+            <w:r>
+              <w:rPr>
+                <w:rFonts w:eastAsia="Times New Roman" w:cs="Times New Roman"/>
+                <w:lang w:eastAsia="en-US"/>
+              </w:rPr>
+              <w:t>2.5.1-2.5.4</w:t>
+            </w:r>
           </w:p>
         </w:tc>
         <w:tc>
@@ -3473,7 +3624,7 @@
                 <w:bCs/>
                 <w:lang w:eastAsia="en-US"/>
               </w:rPr>
-              <w:t>Post Validator</w:t>
+              <w:t>Validation Check</w:t>
             </w:r>
           </w:p>
         </w:tc>
@@ -3548,6 +3699,13 @@
                 <w:lang w:eastAsia="en-US"/>
               </w:rPr>
             </w:pPr>
+            <w:r>
+              <w:rPr>
+                <w:rFonts w:eastAsia="Times New Roman" w:cs="Times New Roman"/>
+                <w:lang w:eastAsia="en-US"/>
+              </w:rPr>
+              <w:t>2.5.1-2.5.4</w:t>
+            </w:r>
           </w:p>
         </w:tc>
         <w:tc>
@@ -3568,92 +3726,6 @@
               </w:rPr>
               <w:t>checkProfanity</w:t>
             </w:r>
-          </w:p>
-        </w:tc>
-      </w:tr>
-      <w:tr>
-        <w:tc>
-          <w:tcPr>
-            <w:tcW w:w="1290" w:type="dxa"/>
-            <w:shd w:val="clear" w:color="auto" w:fill="CCCCCC" w:themeFill="text1" w:themeFillTint="33"/>
-          </w:tcPr>
-          <w:p>
-            <w:pPr>
-              <w:rPr>
-                <w:rFonts w:eastAsia="Times New Roman" w:cs="Arial"/>
-                <w:lang w:eastAsia="en-US"/>
-              </w:rPr>
-            </w:pPr>
-          </w:p>
-        </w:tc>
-        <w:tc>
-          <w:tcPr>
-            <w:tcW w:w="1903" w:type="dxa"/>
-            <w:shd w:val="clear" w:color="auto" w:fill="CCCCCC" w:themeFill="text1" w:themeFillTint="33"/>
-          </w:tcPr>
-          <w:p>
-            <w:pPr>
-              <w:rPr>
-                <w:rFonts w:eastAsia="Times New Roman" w:cs="Arial"/>
-                <w:lang w:eastAsia="en-US"/>
-              </w:rPr>
-            </w:pPr>
-          </w:p>
-        </w:tc>
-        <w:tc>
-          <w:tcPr>
-            <w:tcW w:w="1133" w:type="dxa"/>
-            <w:shd w:val="clear" w:color="auto" w:fill="CCCCCC" w:themeFill="text1" w:themeFillTint="33"/>
-          </w:tcPr>
-          <w:p>
-            <w:pPr>
-              <w:rPr>
-                <w:rFonts w:eastAsia="Times New Roman" w:cs="Arial"/>
-                <w:lang w:eastAsia="en-US"/>
-              </w:rPr>
-            </w:pPr>
-          </w:p>
-        </w:tc>
-        <w:tc>
-          <w:tcPr>
-            <w:tcW w:w="1979" w:type="dxa"/>
-            <w:shd w:val="clear" w:color="auto" w:fill="CCCCCC" w:themeFill="text1" w:themeFillTint="33"/>
-          </w:tcPr>
-          <w:p>
-            <w:pPr>
-              <w:rPr>
-                <w:rFonts w:eastAsia="Times New Roman" w:cs="Arial"/>
-                <w:lang w:eastAsia="en-US"/>
-              </w:rPr>
-            </w:pPr>
-          </w:p>
-        </w:tc>
-        <w:tc>
-          <w:tcPr>
-            <w:tcW w:w="885" w:type="dxa"/>
-            <w:shd w:val="clear" w:color="auto" w:fill="CCCCCC" w:themeFill="text1" w:themeFillTint="33"/>
-          </w:tcPr>
-          <w:p>
-            <w:pPr>
-              <w:rPr>
-                <w:rFonts w:eastAsia="Times New Roman" w:cs="Times New Roman"/>
-                <w:lang w:eastAsia="en-US"/>
-              </w:rPr>
-            </w:pPr>
-          </w:p>
-        </w:tc>
-        <w:tc>
-          <w:tcPr>
-            <w:tcW w:w="2160" w:type="dxa"/>
-            <w:shd w:val="clear" w:color="auto" w:fill="CCCCCC" w:themeFill="text1" w:themeFillTint="33"/>
-          </w:tcPr>
-          <w:p>
-            <w:pPr>
-              <w:rPr>
-                <w:rFonts w:eastAsia="Times New Roman" w:cs="Times New Roman"/>
-                <w:lang w:eastAsia="en-US"/>
-              </w:rPr>
-            </w:pPr>
           </w:p>
         </w:tc>
       </w:tr>
@@ -4092,6 +4164,7 @@
   <w:style w:type="character" w:default="1" w:styleId="DefaultParagraphFont">
     <w:name w:val="Default Paragraph Font"/>
     <w:uiPriority w:val="1"/>
+    <w:semiHidden/>
     <w:unhideWhenUsed/>
   </w:style>
   <w:style w:type="table" w:default="1" w:styleId="TableNormal">
